--- a/Lab_10/ПМД_КН-2327Б_Багрій-Белз_ЛР-10.docx
+++ b/Lab_10/ПМД_КН-2327Б_Багрій-Белз_ЛР-10.docx
@@ -349,7 +349,7 @@
           <w:b w:val="0"/>
           <w:sz w:val="19"/>
         </w:rPr>
-        <w:t>// === lib/models/user_data.dart ===</w:t>
+        <w:t>// === lib/services/user_storage_service.dart (п. 1-4, 6-8 ТЗ) ===</w:t>
       </w:r>
     </w:p>
     <w:p>
@@ -363,7 +363,7 @@
           <w:b w:val="0"/>
           <w:sz w:val="19"/>
         </w:rPr>
-        <w:t>/// Модель даних користувача, які зберігаються локально у SharedPreferences</w:t>
+        <w:t>class UserStorageService {</w:t>
       </w:r>
     </w:p>
     <w:p>
@@ -377,7 +377,7 @@
           <w:b w:val="0"/>
           <w:sz w:val="19"/>
         </w:rPr>
-        <w:t>/// (п. 3 ТЗ ЛР 10: ім'я, email, пароль)</w:t>
+        <w:t xml:space="preserve">  static const String keyName = 'user_name';</w:t>
       </w:r>
     </w:p>
     <w:p>
@@ -391,7 +391,7 @@
           <w:b w:val="0"/>
           <w:sz w:val="19"/>
         </w:rPr>
-        <w:t>class UserData {</w:t>
+        <w:t xml:space="preserve">  static const String keyEmail = 'user_email';</w:t>
       </w:r>
     </w:p>
     <w:p>
@@ -405,7 +405,7 @@
           <w:b w:val="0"/>
           <w:sz w:val="19"/>
         </w:rPr>
-        <w:t xml:space="preserve">  /// Ім'я користувача</w:t>
+        <w:t xml:space="preserve">  static const String keyPassword = 'user_password';</w:t>
       </w:r>
     </w:p>
     <w:p>
@@ -419,14 +419,8 @@
           <w:b w:val="0"/>
           <w:sz w:val="19"/>
         </w:rPr>
-        <w:t xml:space="preserve">  final String name;</w:t>
+        <w:t xml:space="preserve">  static const String keyIsRegistered = 'is_registered';</w:t>
       </w:r>
-    </w:p>
-    <w:p>
-      <w:pPr>
-        <w:spacing w:line="190" w:lineRule="exact" w:after="0"/>
-        <w:jc w:val="left"/>
-      </w:pPr>
     </w:p>
     <w:p>
       <w:pPr>
@@ -439,8 +433,14 @@
           <w:b w:val="0"/>
           <w:sz w:val="19"/>
         </w:rPr>
-        <w:t xml:space="preserve">  /// Email користувача</w:t>
+        <w:t xml:space="preserve">  static const String keyFavoriteIds = 'favorite_ids';</w:t>
       </w:r>
+    </w:p>
+    <w:p>
+      <w:pPr>
+        <w:spacing w:line="190" w:lineRule="exact" w:after="0"/>
+        <w:jc w:val="left"/>
+      </w:pPr>
     </w:p>
     <w:p>
       <w:pPr>
@@ -453,14 +453,8 @@
           <w:b w:val="0"/>
           <w:sz w:val="19"/>
         </w:rPr>
-        <w:t xml:space="preserve">  final String email;</w:t>
+        <w:t xml:space="preserve">  /// Збереження даних користувача, введених на екрані реєстрації (п. 2, 3 ТЗ)</w:t>
       </w:r>
-    </w:p>
-    <w:p>
-      <w:pPr>
-        <w:spacing w:line="190" w:lineRule="exact" w:after="0"/>
-        <w:jc w:val="left"/>
-      </w:pPr>
     </w:p>
     <w:p>
       <w:pPr>
@@ -473,7 +467,7 @@
           <w:b w:val="0"/>
           <w:sz w:val="19"/>
         </w:rPr>
-        <w:t xml:space="preserve">  /// Пароль (поле, передбачене формою реєстрації)</w:t>
+        <w:t xml:space="preserve">  Future&lt;void&gt; saveUser({required String name, required String email,</w:t>
       </w:r>
     </w:p>
     <w:p>
@@ -487,14 +481,8 @@
           <w:b w:val="0"/>
           <w:sz w:val="19"/>
         </w:rPr>
-        <w:t xml:space="preserve">  final String password;</w:t>
+        <w:t xml:space="preserve">      required String password}) async {</w:t>
       </w:r>
-    </w:p>
-    <w:p>
-      <w:pPr>
-        <w:spacing w:line="190" w:lineRule="exact" w:after="0"/>
-        <w:jc w:val="left"/>
-      </w:pPr>
     </w:p>
     <w:p>
       <w:pPr>
@@ -507,7 +495,7 @@
           <w:b w:val="0"/>
           <w:sz w:val="19"/>
         </w:rPr>
-        <w:t xml:space="preserve">  const UserData({</w:t>
+        <w:t xml:space="preserve">    final prefs = await SharedPreferences.getInstance();</w:t>
       </w:r>
     </w:p>
     <w:p>
@@ -521,7 +509,7 @@
           <w:b w:val="0"/>
           <w:sz w:val="19"/>
         </w:rPr>
-        <w:t xml:space="preserve">    required this.name,</w:t>
+        <w:t xml:space="preserve">    await prefs.setString(keyName, name);</w:t>
       </w:r>
     </w:p>
     <w:p>
@@ -535,7 +523,7 @@
           <w:b w:val="0"/>
           <w:sz w:val="19"/>
         </w:rPr>
-        <w:t xml:space="preserve">    required this.email,</w:t>
+        <w:t xml:space="preserve">    await prefs.setString(keyEmail, email);</w:t>
       </w:r>
     </w:p>
     <w:p>
@@ -549,7 +537,7 @@
           <w:b w:val="0"/>
           <w:sz w:val="19"/>
         </w:rPr>
-        <w:t xml:space="preserve">    required this.password,</w:t>
+        <w:t xml:space="preserve">    await prefs.setString(keyPassword, password);</w:t>
       </w:r>
     </w:p>
     <w:p>
@@ -563,14 +551,8 @@
           <w:b w:val="0"/>
           <w:sz w:val="19"/>
         </w:rPr>
-        <w:t xml:space="preserve">  });</w:t>
+        <w:t xml:space="preserve">    await prefs.setBool(keyIsRegistered, true);</w:t>
       </w:r>
-    </w:p>
-    <w:p>
-      <w:pPr>
-        <w:spacing w:line="190" w:lineRule="exact" w:after="0"/>
-        <w:jc w:val="left"/>
-      </w:pPr>
     </w:p>
     <w:p>
       <w:pPr>
@@ -583,8 +565,14 @@
           <w:b w:val="0"/>
           <w:sz w:val="19"/>
         </w:rPr>
-        <w:t xml:space="preserve">  @override</w:t>
+        <w:t xml:space="preserve">  }</w:t>
       </w:r>
+    </w:p>
+    <w:p>
+      <w:pPr>
+        <w:spacing w:line="190" w:lineRule="exact" w:after="0"/>
+        <w:jc w:val="left"/>
+      </w:pPr>
     </w:p>
     <w:p>
       <w:pPr>
@@ -597,7 +585,175 @@
           <w:b w:val="0"/>
           <w:sz w:val="19"/>
         </w:rPr>
-        <w:t xml:space="preserve">  String toString() =&gt; 'UserData(name: $name, email: $email)';</w:t>
+        <w:t xml:space="preserve">  /// Завантаження даних користувача після повторного запуску (п. 4 ТЗ)</w:t>
+      </w:r>
+    </w:p>
+    <w:p>
+      <w:pPr>
+        <w:spacing w:line="190" w:lineRule="exact" w:after="0"/>
+        <w:jc w:val="left"/>
+      </w:pPr>
+      <w:r>
+        <w:rPr>
+          <w:rFonts w:ascii="Cascadia Mono" w:hAnsi="Cascadia Mono" w:cs="Cascadia Mono"/>
+          <w:b w:val="0"/>
+          <w:sz w:val="19"/>
+        </w:rPr>
+        <w:t xml:space="preserve">  Future&lt;UserData?&gt; loadUser() async {</w:t>
+      </w:r>
+    </w:p>
+    <w:p>
+      <w:pPr>
+        <w:spacing w:line="190" w:lineRule="exact" w:after="0"/>
+        <w:jc w:val="left"/>
+      </w:pPr>
+      <w:r>
+        <w:rPr>
+          <w:rFonts w:ascii="Cascadia Mono" w:hAnsi="Cascadia Mono" w:cs="Cascadia Mono"/>
+          <w:b w:val="0"/>
+          <w:sz w:val="19"/>
+        </w:rPr>
+        <w:t xml:space="preserve">    final prefs = await SharedPreferences.getInstance();</w:t>
+      </w:r>
+    </w:p>
+    <w:p>
+      <w:pPr>
+        <w:spacing w:line="190" w:lineRule="exact" w:after="0"/>
+        <w:jc w:val="left"/>
+      </w:pPr>
+      <w:r>
+        <w:rPr>
+          <w:rFonts w:ascii="Cascadia Mono" w:hAnsi="Cascadia Mono" w:cs="Cascadia Mono"/>
+          <w:b w:val="0"/>
+          <w:sz w:val="19"/>
+        </w:rPr>
+        <w:t xml:space="preserve">    if (prefs.getBool(keyIsRegistered) ?? false) {</w:t>
+      </w:r>
+    </w:p>
+    <w:p>
+      <w:pPr>
+        <w:spacing w:line="190" w:lineRule="exact" w:after="0"/>
+        <w:jc w:val="left"/>
+      </w:pPr>
+      <w:r>
+        <w:rPr>
+          <w:rFonts w:ascii="Cascadia Mono" w:hAnsi="Cascadia Mono" w:cs="Cascadia Mono"/>
+          <w:b w:val="0"/>
+          <w:sz w:val="19"/>
+        </w:rPr>
+        <w:t xml:space="preserve">      return UserData(</w:t>
+      </w:r>
+    </w:p>
+    <w:p>
+      <w:pPr>
+        <w:spacing w:line="190" w:lineRule="exact" w:after="0"/>
+        <w:jc w:val="left"/>
+      </w:pPr>
+      <w:r>
+        <w:rPr>
+          <w:rFonts w:ascii="Cascadia Mono" w:hAnsi="Cascadia Mono" w:cs="Cascadia Mono"/>
+          <w:b w:val="0"/>
+          <w:sz w:val="19"/>
+        </w:rPr>
+        <w:t xml:space="preserve">        name: prefs.getString(keyName) ?? '',</w:t>
+      </w:r>
+    </w:p>
+    <w:p>
+      <w:pPr>
+        <w:spacing w:line="190" w:lineRule="exact" w:after="0"/>
+        <w:jc w:val="left"/>
+      </w:pPr>
+      <w:r>
+        <w:rPr>
+          <w:rFonts w:ascii="Cascadia Mono" w:hAnsi="Cascadia Mono" w:cs="Cascadia Mono"/>
+          <w:b w:val="0"/>
+          <w:sz w:val="19"/>
+        </w:rPr>
+        <w:t xml:space="preserve">        email: prefs.getString(keyEmail) ?? '',</w:t>
+      </w:r>
+    </w:p>
+    <w:p>
+      <w:pPr>
+        <w:spacing w:line="190" w:lineRule="exact" w:after="0"/>
+        <w:jc w:val="left"/>
+      </w:pPr>
+      <w:r>
+        <w:rPr>
+          <w:rFonts w:ascii="Cascadia Mono" w:hAnsi="Cascadia Mono" w:cs="Cascadia Mono"/>
+          <w:b w:val="0"/>
+          <w:sz w:val="19"/>
+        </w:rPr>
+        <w:t xml:space="preserve">        password: prefs.getString(keyPassword) ?? '',</w:t>
+      </w:r>
+    </w:p>
+    <w:p>
+      <w:pPr>
+        <w:spacing w:line="190" w:lineRule="exact" w:after="0"/>
+        <w:jc w:val="left"/>
+      </w:pPr>
+      <w:r>
+        <w:rPr>
+          <w:rFonts w:ascii="Cascadia Mono" w:hAnsi="Cascadia Mono" w:cs="Cascadia Mono"/>
+          <w:b w:val="0"/>
+          <w:sz w:val="19"/>
+        </w:rPr>
+        <w:t xml:space="preserve">      );</w:t>
+      </w:r>
+    </w:p>
+    <w:p>
+      <w:pPr>
+        <w:spacing w:line="190" w:lineRule="exact" w:after="0"/>
+        <w:jc w:val="left"/>
+      </w:pPr>
+      <w:r>
+        <w:rPr>
+          <w:rFonts w:ascii="Cascadia Mono" w:hAnsi="Cascadia Mono" w:cs="Cascadia Mono"/>
+          <w:b w:val="0"/>
+          <w:sz w:val="19"/>
+        </w:rPr>
+        <w:t xml:space="preserve">    }</w:t>
+      </w:r>
+    </w:p>
+    <w:p>
+      <w:pPr>
+        <w:spacing w:line="190" w:lineRule="exact" w:after="0"/>
+        <w:jc w:val="left"/>
+      </w:pPr>
+      <w:r>
+        <w:rPr>
+          <w:rFonts w:ascii="Cascadia Mono" w:hAnsi="Cascadia Mono" w:cs="Cascadia Mono"/>
+          <w:b w:val="0"/>
+          <w:sz w:val="19"/>
+        </w:rPr>
+        <w:t xml:space="preserve">    return null;</w:t>
+      </w:r>
+    </w:p>
+    <w:p>
+      <w:pPr>
+        <w:spacing w:line="190" w:lineRule="exact" w:after="0"/>
+        <w:jc w:val="left"/>
+      </w:pPr>
+      <w:r>
+        <w:rPr>
+          <w:rFonts w:ascii="Cascadia Mono" w:hAnsi="Cascadia Mono" w:cs="Cascadia Mono"/>
+          <w:b w:val="0"/>
+          <w:sz w:val="19"/>
+        </w:rPr>
+        <w:t xml:space="preserve">  }</w:t>
+      </w:r>
+    </w:p>
+    <w:p>
+      <w:pPr>
+        <w:spacing w:line="190" w:lineRule="exact" w:after="0"/>
+        <w:jc w:val="left"/>
+      </w:pPr>
+      <w:r>
+        <w:rPr>
+          <w:rFonts w:ascii="Cascadia Mono" w:hAnsi="Cascadia Mono" w:cs="Cascadia Mono"/>
+          <w:b w:val="0"/>
+          <w:sz w:val="19"/>
+        </w:rPr>
+        <w:t xml:space="preserve">  // ... (пропуск неістотних рядків: loadFavoriteIds, saveFavoriteIds, clearAll)</w:t>
       </w:r>
     </w:p>
     <w:p>
@@ -631,7 +787,7 @@
           <w:b w:val="0"/>
           <w:sz w:val="19"/>
         </w:rPr>
-        <w:t>// === lib/services/user_storage_service.dart (п. 1-4, 6-8 ТЗ) ===</w:t>
+        <w:t>// === lib/screens/welcome_screen.dart (фрагмент, п. 4 ТЗ) ===</w:t>
       </w:r>
     </w:p>
     <w:p>
@@ -645,14 +801,8 @@
           <w:b w:val="0"/>
           <w:sz w:val="19"/>
         </w:rPr>
-        <w:t>import 'package:shared_preferences/shared_preferences.dart';</w:t>
+        <w:t xml:space="preserve">  // Якщо дані користувача вже збережені — сесія відновлюється</w:t>
       </w:r>
-    </w:p>
-    <w:p>
-      <w:pPr>
-        <w:spacing w:line="190" w:lineRule="exact" w:after="0"/>
-        <w:jc w:val="left"/>
-      </w:pPr>
     </w:p>
     <w:p>
       <w:pPr>
@@ -665,14 +815,8 @@
           <w:b w:val="0"/>
           <w:sz w:val="19"/>
         </w:rPr>
-        <w:t>import '../models/user_data.dart';</w:t>
+        <w:t xml:space="preserve">  // і застосунок одразу переходить у менеджер завдань (п. 4 ТЗ ЛР 10)</w:t>
       </w:r>
-    </w:p>
-    <w:p>
-      <w:pPr>
-        <w:spacing w:line="190" w:lineRule="exact" w:after="0"/>
-        <w:jc w:val="left"/>
-      </w:pPr>
     </w:p>
     <w:p>
       <w:pPr>
@@ -685,7 +829,7 @@
           <w:b w:val="0"/>
           <w:sz w:val="19"/>
         </w:rPr>
-        <w:t>/// Сервіс локального збереження даних через SharedPreferences (п. 1 ТЗ ЛР 10):</w:t>
+        <w:t xml:space="preserve">  Future&lt;void&gt; _restoreSession() async {</w:t>
       </w:r>
     </w:p>
     <w:p>
@@ -699,7 +843,7 @@
           <w:b w:val="0"/>
           <w:sz w:val="19"/>
         </w:rPr>
-        <w:t>/// - дані користувача з екрана реєстрації (ім'я, email, пароль) — п. 2, 3 ТЗ;</w:t>
+        <w:t xml:space="preserve">    final user = await _userStorage.loadUser();</w:t>
       </w:r>
     </w:p>
     <w:p>
@@ -713,7 +857,7 @@
           <w:b w:val="0"/>
           <w:sz w:val="19"/>
         </w:rPr>
-        <w:t>/// - список ідентифікаторів обраних елементів (favorites ids) — п. 6, 7 ТЗ.</w:t>
+        <w:t xml:space="preserve">    if (user != null &amp;&amp; mounted) {</w:t>
       </w:r>
     </w:p>
     <w:p>
@@ -727,7 +871,7 @@
           <w:b w:val="0"/>
           <w:sz w:val="19"/>
         </w:rPr>
-        <w:t>class UserStorageService {</w:t>
+        <w:t xml:space="preserve">      Navigator.of(context).pushReplacement(</w:t>
       </w:r>
     </w:p>
     <w:p>
@@ -741,7 +885,7 @@
           <w:b w:val="0"/>
           <w:sz w:val="19"/>
         </w:rPr>
-        <w:t xml:space="preserve">  // Ключі збереження даних користувача (п. 3 ТЗ)</w:t>
+        <w:t xml:space="preserve">  // ... (пропуск неістотних рядків)</w:t>
       </w:r>
     </w:p>
     <w:p>
@@ -755,7 +899,7 @@
           <w:b w:val="0"/>
           <w:sz w:val="19"/>
         </w:rPr>
-        <w:t xml:space="preserve">  static const String keyName = 'user_name';</w:t>
+        <w:t xml:space="preserve">      );</w:t>
       </w:r>
     </w:p>
     <w:p>
@@ -769,229 +913,7 @@
           <w:b w:val="0"/>
           <w:sz w:val="19"/>
         </w:rPr>
-        <w:t xml:space="preserve">  static const String keyEmail = 'user_email';</w:t>
-      </w:r>
-    </w:p>
-    <w:p>
-      <w:pPr>
-        <w:spacing w:line="190" w:lineRule="exact" w:after="0"/>
-        <w:jc w:val="left"/>
-      </w:pPr>
-      <w:r>
-        <w:rPr>
-          <w:rFonts w:ascii="Cascadia Mono" w:hAnsi="Cascadia Mono" w:cs="Cascadia Mono"/>
-          <w:b w:val="0"/>
-          <w:sz w:val="19"/>
-        </w:rPr>
-        <w:t xml:space="preserve">  static const String keyPassword = 'user_password';</w:t>
-      </w:r>
-    </w:p>
-    <w:p>
-      <w:pPr>
-        <w:spacing w:line="190" w:lineRule="exact" w:after="0"/>
-        <w:jc w:val="left"/>
-      </w:pPr>
-      <w:r>
-        <w:rPr>
-          <w:rFonts w:ascii="Cascadia Mono" w:hAnsi="Cascadia Mono" w:cs="Cascadia Mono"/>
-          <w:b w:val="0"/>
-          <w:sz w:val="19"/>
-        </w:rPr>
-        <w:t xml:space="preserve">  static const String keyIsRegistered = 'is_registered';</w:t>
-      </w:r>
-    </w:p>
-    <w:p>
-      <w:pPr>
-        <w:spacing w:line="190" w:lineRule="exact" w:after="0"/>
-        <w:jc w:val="left"/>
-      </w:pPr>
-    </w:p>
-    <w:p>
-      <w:pPr>
-        <w:spacing w:line="190" w:lineRule="exact" w:after="0"/>
-        <w:jc w:val="left"/>
-      </w:pPr>
-      <w:r>
-        <w:rPr>
-          <w:rFonts w:ascii="Cascadia Mono" w:hAnsi="Cascadia Mono" w:cs="Cascadia Mono"/>
-          <w:b w:val="0"/>
-          <w:sz w:val="19"/>
-        </w:rPr>
-        <w:t xml:space="preserve">  // Ключ списку favorites ids (п. 7 ТЗ)</w:t>
-      </w:r>
-    </w:p>
-    <w:p>
-      <w:pPr>
-        <w:spacing w:line="190" w:lineRule="exact" w:after="0"/>
-        <w:jc w:val="left"/>
-      </w:pPr>
-      <w:r>
-        <w:rPr>
-          <w:rFonts w:ascii="Cascadia Mono" w:hAnsi="Cascadia Mono" w:cs="Cascadia Mono"/>
-          <w:b w:val="0"/>
-          <w:sz w:val="19"/>
-        </w:rPr>
-        <w:t xml:space="preserve">  static const String keyFavoriteIds = 'favorite_ids';</w:t>
-      </w:r>
-    </w:p>
-    <w:p>
-      <w:pPr>
-        <w:spacing w:line="190" w:lineRule="exact" w:after="0"/>
-        <w:jc w:val="left"/>
-      </w:pPr>
-    </w:p>
-    <w:p>
-      <w:pPr>
-        <w:spacing w:line="190" w:lineRule="exact" w:after="0"/>
-        <w:jc w:val="left"/>
-      </w:pPr>
-      <w:r>
-        <w:rPr>
-          <w:rFonts w:ascii="Cascadia Mono" w:hAnsi="Cascadia Mono" w:cs="Cascadia Mono"/>
-          <w:b w:val="0"/>
-          <w:sz w:val="19"/>
-        </w:rPr>
-        <w:t xml:space="preserve">  /// Збереження даних користувача, введених на екрані реєстрації (п. 2, 3 ТЗ)</w:t>
-      </w:r>
-    </w:p>
-    <w:p>
-      <w:pPr>
-        <w:spacing w:line="190" w:lineRule="exact" w:after="0"/>
-        <w:jc w:val="left"/>
-      </w:pPr>
-      <w:r>
-        <w:rPr>
-          <w:rFonts w:ascii="Cascadia Mono" w:hAnsi="Cascadia Mono" w:cs="Cascadia Mono"/>
-          <w:b w:val="0"/>
-          <w:sz w:val="19"/>
-        </w:rPr>
-        <w:t xml:space="preserve">  Future&lt;void&gt; saveUser({</w:t>
-      </w:r>
-    </w:p>
-    <w:p>
-      <w:pPr>
-        <w:spacing w:line="190" w:lineRule="exact" w:after="0"/>
-        <w:jc w:val="left"/>
-      </w:pPr>
-      <w:r>
-        <w:rPr>
-          <w:rFonts w:ascii="Cascadia Mono" w:hAnsi="Cascadia Mono" w:cs="Cascadia Mono"/>
-          <w:b w:val="0"/>
-          <w:sz w:val="19"/>
-        </w:rPr>
-        <w:t xml:space="preserve">    required String name,</w:t>
-      </w:r>
-    </w:p>
-    <w:p>
-      <w:pPr>
-        <w:spacing w:line="190" w:lineRule="exact" w:after="0"/>
-        <w:jc w:val="left"/>
-      </w:pPr>
-      <w:r>
-        <w:rPr>
-          <w:rFonts w:ascii="Cascadia Mono" w:hAnsi="Cascadia Mono" w:cs="Cascadia Mono"/>
-          <w:b w:val="0"/>
-          <w:sz w:val="19"/>
-        </w:rPr>
-        <w:t xml:space="preserve">    required String email,</w:t>
-      </w:r>
-    </w:p>
-    <w:p>
-      <w:pPr>
-        <w:spacing w:line="190" w:lineRule="exact" w:after="0"/>
-        <w:jc w:val="left"/>
-      </w:pPr>
-      <w:r>
-        <w:rPr>
-          <w:rFonts w:ascii="Cascadia Mono" w:hAnsi="Cascadia Mono" w:cs="Cascadia Mono"/>
-          <w:b w:val="0"/>
-          <w:sz w:val="19"/>
-        </w:rPr>
-        <w:t xml:space="preserve">    required String password,</w:t>
-      </w:r>
-    </w:p>
-    <w:p>
-      <w:pPr>
-        <w:spacing w:line="190" w:lineRule="exact" w:after="0"/>
-        <w:jc w:val="left"/>
-      </w:pPr>
-      <w:r>
-        <w:rPr>
-          <w:rFonts w:ascii="Cascadia Mono" w:hAnsi="Cascadia Mono" w:cs="Cascadia Mono"/>
-          <w:b w:val="0"/>
-          <w:sz w:val="19"/>
-        </w:rPr>
-        <w:t xml:space="preserve">  }) async {</w:t>
-      </w:r>
-    </w:p>
-    <w:p>
-      <w:pPr>
-        <w:spacing w:line="190" w:lineRule="exact" w:after="0"/>
-        <w:jc w:val="left"/>
-      </w:pPr>
-      <w:r>
-        <w:rPr>
-          <w:rFonts w:ascii="Cascadia Mono" w:hAnsi="Cascadia Mono" w:cs="Cascadia Mono"/>
-          <w:b w:val="0"/>
-          <w:sz w:val="19"/>
-        </w:rPr>
-        <w:t xml:space="preserve">    final prefs = await SharedPreferences.getInstance();</w:t>
-      </w:r>
-    </w:p>
-    <w:p>
-      <w:pPr>
-        <w:spacing w:line="190" w:lineRule="exact" w:after="0"/>
-        <w:jc w:val="left"/>
-      </w:pPr>
-      <w:r>
-        <w:rPr>
-          <w:rFonts w:ascii="Cascadia Mono" w:hAnsi="Cascadia Mono" w:cs="Cascadia Mono"/>
-          <w:b w:val="0"/>
-          <w:sz w:val="19"/>
-        </w:rPr>
-        <w:t xml:space="preserve">    await prefs.setString(keyName, name);</w:t>
-      </w:r>
-    </w:p>
-    <w:p>
-      <w:pPr>
-        <w:spacing w:line="190" w:lineRule="exact" w:after="0"/>
-        <w:jc w:val="left"/>
-      </w:pPr>
-      <w:r>
-        <w:rPr>
-          <w:rFonts w:ascii="Cascadia Mono" w:hAnsi="Cascadia Mono" w:cs="Cascadia Mono"/>
-          <w:b w:val="0"/>
-          <w:sz w:val="19"/>
-        </w:rPr>
-        <w:t xml:space="preserve">    await prefs.setString(keyEmail, email);</w:t>
-      </w:r>
-    </w:p>
-    <w:p>
-      <w:pPr>
-        <w:spacing w:line="190" w:lineRule="exact" w:after="0"/>
-        <w:jc w:val="left"/>
-      </w:pPr>
-      <w:r>
-        <w:rPr>
-          <w:rFonts w:ascii="Cascadia Mono" w:hAnsi="Cascadia Mono" w:cs="Cascadia Mono"/>
-          <w:b w:val="0"/>
-          <w:sz w:val="19"/>
-        </w:rPr>
-        <w:t xml:space="preserve">    await prefs.setString(keyPassword, password);</w:t>
-      </w:r>
-    </w:p>
-    <w:p>
-      <w:pPr>
-        <w:spacing w:line="190" w:lineRule="exact" w:after="0"/>
-        <w:jc w:val="left"/>
-      </w:pPr>
-      <w:r>
-        <w:rPr>
-          <w:rFonts w:ascii="Cascadia Mono" w:hAnsi="Cascadia Mono" w:cs="Cascadia Mono"/>
-          <w:b w:val="0"/>
-          <w:sz w:val="19"/>
-        </w:rPr>
-        <w:t xml:space="preserve">    await prefs.setBool(keyIsRegistered, true);</w:t>
+        <w:t xml:space="preserve">    }</w:t>
       </w:r>
     </w:p>
     <w:p>
@@ -1025,7 +947,7 @@
           <w:b w:val="0"/>
           <w:sz w:val="19"/>
         </w:rPr>
-        <w:t xml:space="preserve">  /// Завантаження даних користувача після повторного запуску (п. 4 ТЗ).</w:t>
+        <w:t>// === lib/screens/task_manager_screen.dart (фрагменти, п. 6-9 ТЗ) ===</w:t>
       </w:r>
     </w:p>
     <w:p>
@@ -1039,7 +961,7 @@
           <w:b w:val="0"/>
           <w:sz w:val="19"/>
         </w:rPr>
-        <w:t xml:space="preserve">  /// Повертає null, якщо користувач ще не реєструвався.</w:t>
+        <w:t xml:space="preserve">  // 1. Зчитування даних із JSON-файлу та відновлення favorites ids</w:t>
       </w:r>
     </w:p>
     <w:p>
@@ -1053,7 +975,7 @@
           <w:b w:val="0"/>
           <w:sz w:val="19"/>
         </w:rPr>
-        <w:t xml:space="preserve">  Future&lt;UserData?&gt; loadUser() async {</w:t>
+        <w:t xml:space="preserve">  //    із SharedPreferences (п. 8, 9 ТЗ ЛР 10)</w:t>
       </w:r>
     </w:p>
     <w:p>
@@ -1067,7 +989,7 @@
           <w:b w:val="0"/>
           <w:sz w:val="19"/>
         </w:rPr>
-        <w:t xml:space="preserve">    final prefs = await SharedPreferences.getInstance();</w:t>
+        <w:t xml:space="preserve">  Future&lt;void&gt; _loadTasksFromJson() async {</w:t>
       </w:r>
     </w:p>
     <w:p>
@@ -1081,7 +1003,7 @@
           <w:b w:val="0"/>
           <w:sz w:val="19"/>
         </w:rPr>
-        <w:t xml:space="preserve">    if (prefs.getBool(keyIsRegistered) ?? false) {</w:t>
+        <w:t xml:space="preserve">    final loadedTasks = await _storageService.loadTasks();</w:t>
       </w:r>
     </w:p>
     <w:p>
@@ -1095,7 +1017,7 @@
           <w:b w:val="0"/>
           <w:sz w:val="19"/>
         </w:rPr>
-        <w:t xml:space="preserve">      return UserData(</w:t>
+        <w:t xml:space="preserve">    // Відновлення обраних елементів за збереженими id</w:t>
       </w:r>
     </w:p>
     <w:p>
@@ -1109,7 +1031,7 @@
           <w:b w:val="0"/>
           <w:sz w:val="19"/>
         </w:rPr>
-        <w:t xml:space="preserve">        name: prefs.getString(keyName) ?? '',</w:t>
+        <w:t xml:space="preserve">    final savedIds = await _userStorage.loadFavoriteIds();</w:t>
       </w:r>
     </w:p>
     <w:p>
@@ -1123,7 +1045,7 @@
           <w:b w:val="0"/>
           <w:sz w:val="19"/>
         </w:rPr>
-        <w:t xml:space="preserve">        email: prefs.getString(keyEmail) ?? '',</w:t>
+        <w:t xml:space="preserve">    for (final task in loadedTasks) {</w:t>
       </w:r>
     </w:p>
     <w:p>
@@ -1137,21 +1059,7 @@
           <w:b w:val="0"/>
           <w:sz w:val="19"/>
         </w:rPr>
-        <w:t xml:space="preserve">        password: prefs.getString(keyPassword) ?? '',</w:t>
-      </w:r>
-    </w:p>
-    <w:p>
-      <w:pPr>
-        <w:spacing w:line="190" w:lineRule="exact" w:after="0"/>
-        <w:jc w:val="left"/>
-      </w:pPr>
-      <w:r>
-        <w:rPr>
-          <w:rFonts w:ascii="Cascadia Mono" w:hAnsi="Cascadia Mono" w:cs="Cascadia Mono"/>
-          <w:b w:val="0"/>
-          <w:sz w:val="19"/>
-        </w:rPr>
-        <w:t xml:space="preserve">      );</w:t>
+        <w:t xml:space="preserve">      task.isFavorite = savedIds.contains(task.id.toString());</w:t>
       </w:r>
     </w:p>
     <w:p>
@@ -1179,7 +1087,63 @@
           <w:b w:val="0"/>
           <w:sz w:val="19"/>
         </w:rPr>
-        <w:t xml:space="preserve">    return null;</w:t>
+        <w:t xml:space="preserve">    setState(() {</w:t>
+      </w:r>
+    </w:p>
+    <w:p>
+      <w:pPr>
+        <w:spacing w:line="190" w:lineRule="exact" w:after="0"/>
+        <w:jc w:val="left"/>
+      </w:pPr>
+      <w:r>
+        <w:rPr>
+          <w:rFonts w:ascii="Cascadia Mono" w:hAnsi="Cascadia Mono" w:cs="Cascadia Mono"/>
+          <w:b w:val="0"/>
+          <w:sz w:val="19"/>
+        </w:rPr>
+        <w:t xml:space="preserve">      _tasks = loadedTasks;</w:t>
+      </w:r>
+    </w:p>
+    <w:p>
+      <w:pPr>
+        <w:spacing w:line="190" w:lineRule="exact" w:after="0"/>
+        <w:jc w:val="left"/>
+      </w:pPr>
+      <w:r>
+        <w:rPr>
+          <w:rFonts w:ascii="Cascadia Mono" w:hAnsi="Cascadia Mono" w:cs="Cascadia Mono"/>
+          <w:b w:val="0"/>
+          <w:sz w:val="19"/>
+        </w:rPr>
+        <w:t xml:space="preserve">      _favoriteIds = savedIds;</w:t>
+      </w:r>
+    </w:p>
+    <w:p>
+      <w:pPr>
+        <w:spacing w:line="190" w:lineRule="exact" w:after="0"/>
+        <w:jc w:val="left"/>
+      </w:pPr>
+      <w:r>
+        <w:rPr>
+          <w:rFonts w:ascii="Cascadia Mono" w:hAnsi="Cascadia Mono" w:cs="Cascadia Mono"/>
+          <w:b w:val="0"/>
+          <w:sz w:val="19"/>
+        </w:rPr>
+        <w:t xml:space="preserve">      _isLoading = false;</w:t>
+      </w:r>
+    </w:p>
+    <w:p>
+      <w:pPr>
+        <w:spacing w:line="190" w:lineRule="exact" w:after="0"/>
+        <w:jc w:val="left"/>
+      </w:pPr>
+      <w:r>
+        <w:rPr>
+          <w:rFonts w:ascii="Cascadia Mono" w:hAnsi="Cascadia Mono" w:cs="Cascadia Mono"/>
+          <w:b w:val="0"/>
+          <w:sz w:val="19"/>
+        </w:rPr>
+        <w:t xml:space="preserve">    });</w:t>
       </w:r>
     </w:p>
     <w:p>
@@ -1213,7 +1177,7 @@
           <w:b w:val="0"/>
           <w:sz w:val="19"/>
         </w:rPr>
-        <w:t xml:space="preserve">  /// Прапорець наявності збереженого користувача (п. 4 ТЗ)</w:t>
+        <w:t xml:space="preserve">  // 4. Додавання/видалення елемента зі списку обраного (п. 6 ТЗ)</w:t>
       </w:r>
     </w:p>
     <w:p>
@@ -1227,7 +1191,7 @@
           <w:b w:val="0"/>
           <w:sz w:val="19"/>
         </w:rPr>
-        <w:t xml:space="preserve">  Future&lt;bool&gt; isRegistered() async {</w:t>
+        <w:t xml:space="preserve">  void _toggleFavorite(TaskModel task) {</w:t>
       </w:r>
     </w:p>
     <w:p>
@@ -1241,7 +1205,7 @@
           <w:b w:val="0"/>
           <w:sz w:val="19"/>
         </w:rPr>
-        <w:t xml:space="preserve">    final prefs = await SharedPreferences.getInstance();</w:t>
+        <w:t xml:space="preserve">    setState(() {</w:t>
       </w:r>
     </w:p>
     <w:p>
@@ -1255,7 +1219,49 @@
           <w:b w:val="0"/>
           <w:sz w:val="19"/>
         </w:rPr>
-        <w:t xml:space="preserve">    return prefs.getBool(keyIsRegistered) ?? false;</w:t>
+        <w:t xml:space="preserve">      task.isFavorite = !task.isFavorite;</w:t>
+      </w:r>
+    </w:p>
+    <w:p>
+      <w:pPr>
+        <w:spacing w:line="190" w:lineRule="exact" w:after="0"/>
+        <w:jc w:val="left"/>
+      </w:pPr>
+      <w:r>
+        <w:rPr>
+          <w:rFonts w:ascii="Cascadia Mono" w:hAnsi="Cascadia Mono" w:cs="Cascadia Mono"/>
+          <w:b w:val="0"/>
+          <w:sz w:val="19"/>
+        </w:rPr>
+        <w:t xml:space="preserve">    });</w:t>
+      </w:r>
+    </w:p>
+    <w:p>
+      <w:pPr>
+        <w:spacing w:line="190" w:lineRule="exact" w:after="0"/>
+        <w:jc w:val="left"/>
+      </w:pPr>
+      <w:r>
+        <w:rPr>
+          <w:rFonts w:ascii="Cascadia Mono" w:hAnsi="Cascadia Mono" w:cs="Cascadia Mono"/>
+          <w:b w:val="0"/>
+          <w:sz w:val="19"/>
+        </w:rPr>
+        <w:t xml:space="preserve">    _persistTasks();</w:t>
+      </w:r>
+    </w:p>
+    <w:p>
+      <w:pPr>
+        <w:spacing w:line="190" w:lineRule="exact" w:after="0"/>
+        <w:jc w:val="left"/>
+      </w:pPr>
+      <w:r>
+        <w:rPr>
+          <w:rFonts w:ascii="Cascadia Mono" w:hAnsi="Cascadia Mono" w:cs="Cascadia Mono"/>
+          <w:b w:val="0"/>
+          <w:sz w:val="19"/>
+        </w:rPr>
+        <w:t xml:space="preserve">    _persistFavoriteIds();  // → _userStorage.saveFavoriteIds(ids)</w:t>
       </w:r>
     </w:p>
     <w:p>
@@ -1289,7 +1295,7 @@
           <w:b w:val="0"/>
           <w:sz w:val="19"/>
         </w:rPr>
-        <w:t xml:space="preserve">  /// Отримання збережених favorites ids (п. 8 ТЗ)</w:t>
+        <w:t xml:space="preserve">  // Фільтр «Обрані» (п. 9 ТЗ ЛР 10)</w:t>
       </w:r>
     </w:p>
     <w:p>
@@ -1303,7 +1309,7 @@
           <w:b w:val="0"/>
           <w:sz w:val="19"/>
         </w:rPr>
-        <w:t xml:space="preserve">  Future&lt;List&lt;String&gt;&gt; loadFavoriteIds() async {</w:t>
+        <w:t xml:space="preserve">  List&lt;TaskModel&gt; get _filteredTasks {</w:t>
       </w:r>
     </w:p>
     <w:p>
@@ -1317,7 +1323,7 @@
           <w:b w:val="0"/>
           <w:sz w:val="19"/>
         </w:rPr>
-        <w:t xml:space="preserve">    final prefs = await SharedPreferences.getInstance();</w:t>
+        <w:t xml:space="preserve">    switch (_currentFilter) {</w:t>
       </w:r>
     </w:p>
     <w:p>
@@ -1331,7 +1337,105 @@
           <w:b w:val="0"/>
           <w:sz w:val="19"/>
         </w:rPr>
-        <w:t xml:space="preserve">    return prefs.getStringList(keyFavoriteIds) ?? const [];</w:t>
+        <w:t xml:space="preserve">      case TaskFilter.favorites:</w:t>
+      </w:r>
+    </w:p>
+    <w:p>
+      <w:pPr>
+        <w:spacing w:line="190" w:lineRule="exact" w:after="0"/>
+        <w:jc w:val="left"/>
+      </w:pPr>
+      <w:r>
+        <w:rPr>
+          <w:rFonts w:ascii="Cascadia Mono" w:hAnsi="Cascadia Mono" w:cs="Cascadia Mono"/>
+          <w:b w:val="0"/>
+          <w:sz w:val="19"/>
+        </w:rPr>
+        <w:t xml:space="preserve">        return _tasks</w:t>
+      </w:r>
+    </w:p>
+    <w:p>
+      <w:pPr>
+        <w:spacing w:line="190" w:lineRule="exact" w:after="0"/>
+        <w:jc w:val="left"/>
+      </w:pPr>
+      <w:r>
+        <w:rPr>
+          <w:rFonts w:ascii="Cascadia Mono" w:hAnsi="Cascadia Mono" w:cs="Cascadia Mono"/>
+          <w:b w:val="0"/>
+          <w:sz w:val="19"/>
+        </w:rPr>
+        <w:t xml:space="preserve">            .where((t) =&gt; _favoriteIds.contains(t.id.toString()))</w:t>
+      </w:r>
+    </w:p>
+    <w:p>
+      <w:pPr>
+        <w:spacing w:line="190" w:lineRule="exact" w:after="0"/>
+        <w:jc w:val="left"/>
+      </w:pPr>
+      <w:r>
+        <w:rPr>
+          <w:rFonts w:ascii="Cascadia Mono" w:hAnsi="Cascadia Mono" w:cs="Cascadia Mono"/>
+          <w:b w:val="0"/>
+          <w:sz w:val="19"/>
+        </w:rPr>
+        <w:t xml:space="preserve">            .toList();</w:t>
+      </w:r>
+    </w:p>
+    <w:p>
+      <w:pPr>
+        <w:spacing w:line="190" w:lineRule="exact" w:after="0"/>
+        <w:jc w:val="left"/>
+      </w:pPr>
+      <w:r>
+        <w:rPr>
+          <w:rFonts w:ascii="Cascadia Mono" w:hAnsi="Cascadia Mono" w:cs="Cascadia Mono"/>
+          <w:b w:val="0"/>
+          <w:sz w:val="19"/>
+        </w:rPr>
+        <w:t xml:space="preserve">      case TaskFilter.all:</w:t>
+      </w:r>
+    </w:p>
+    <w:p>
+      <w:pPr>
+        <w:spacing w:line="190" w:lineRule="exact" w:after="0"/>
+        <w:jc w:val="left"/>
+      </w:pPr>
+      <w:r>
+        <w:rPr>
+          <w:rFonts w:ascii="Cascadia Mono" w:hAnsi="Cascadia Mono" w:cs="Cascadia Mono"/>
+          <w:b w:val="0"/>
+          <w:sz w:val="19"/>
+        </w:rPr>
+        <w:t xml:space="preserve">      default:</w:t>
+      </w:r>
+    </w:p>
+    <w:p>
+      <w:pPr>
+        <w:spacing w:line="190" w:lineRule="exact" w:after="0"/>
+        <w:jc w:val="left"/>
+      </w:pPr>
+      <w:r>
+        <w:rPr>
+          <w:rFonts w:ascii="Cascadia Mono" w:hAnsi="Cascadia Mono" w:cs="Cascadia Mono"/>
+          <w:b w:val="0"/>
+          <w:sz w:val="19"/>
+        </w:rPr>
+        <w:t xml:space="preserve">        return _tasks;</w:t>
+      </w:r>
+    </w:p>
+    <w:p>
+      <w:pPr>
+        <w:spacing w:line="190" w:lineRule="exact" w:after="0"/>
+        <w:jc w:val="left"/>
+      </w:pPr>
+      <w:r>
+        <w:rPr>
+          <w:rFonts w:ascii="Cascadia Mono" w:hAnsi="Cascadia Mono" w:cs="Cascadia Mono"/>
+          <w:b w:val="0"/>
+          <w:sz w:val="19"/>
+        </w:rPr>
+        <w:t xml:space="preserve">    }</w:t>
       </w:r>
     </w:p>
     <w:p>
@@ -1365,3482 +1469,8 @@
           <w:b w:val="0"/>
           <w:sz w:val="19"/>
         </w:rPr>
-        <w:t xml:space="preserve">  /// Збереження списку favorites ids (п. 6, 7 ТЗ)</w:t>
-      </w:r>
-    </w:p>
-    <w:p>
-      <w:pPr>
-        <w:spacing w:line="190" w:lineRule="exact" w:after="0"/>
-        <w:jc w:val="left"/>
-      </w:pPr>
-      <w:r>
-        <w:rPr>
-          <w:rFonts w:ascii="Cascadia Mono" w:hAnsi="Cascadia Mono" w:cs="Cascadia Mono"/>
-          <w:b w:val="0"/>
-          <w:sz w:val="19"/>
-        </w:rPr>
-        <w:t xml:space="preserve">  Future&lt;void&gt; saveFavoriteIds(List&lt;String&gt; favoriteIds) async {</w:t>
-      </w:r>
-    </w:p>
-    <w:p>
-      <w:pPr>
-        <w:spacing w:line="190" w:lineRule="exact" w:after="0"/>
-        <w:jc w:val="left"/>
-      </w:pPr>
-      <w:r>
-        <w:rPr>
-          <w:rFonts w:ascii="Cascadia Mono" w:hAnsi="Cascadia Mono" w:cs="Cascadia Mono"/>
-          <w:b w:val="0"/>
-          <w:sz w:val="19"/>
-        </w:rPr>
-        <w:t xml:space="preserve">    final prefs = await SharedPreferences.getInstance();</w:t>
-      </w:r>
-    </w:p>
-    <w:p>
-      <w:pPr>
-        <w:spacing w:line="190" w:lineRule="exact" w:after="0"/>
-        <w:jc w:val="left"/>
-      </w:pPr>
-      <w:r>
-        <w:rPr>
-          <w:rFonts w:ascii="Cascadia Mono" w:hAnsi="Cascadia Mono" w:cs="Cascadia Mono"/>
-          <w:b w:val="0"/>
-          <w:sz w:val="19"/>
-        </w:rPr>
-        <w:t xml:space="preserve">    await prefs.setStringList(keyFavoriteIds, favoriteIds);</w:t>
-      </w:r>
-    </w:p>
-    <w:p>
-      <w:pPr>
-        <w:spacing w:line="190" w:lineRule="exact" w:after="0"/>
-        <w:jc w:val="left"/>
-      </w:pPr>
-      <w:r>
-        <w:rPr>
-          <w:rFonts w:ascii="Cascadia Mono" w:hAnsi="Cascadia Mono" w:cs="Cascadia Mono"/>
-          <w:b w:val="0"/>
-          <w:sz w:val="19"/>
-        </w:rPr>
-        <w:t xml:space="preserve">  }</w:t>
-      </w:r>
-    </w:p>
-    <w:p>
-      <w:pPr>
-        <w:spacing w:line="190" w:lineRule="exact" w:after="0"/>
-        <w:jc w:val="left"/>
-      </w:pPr>
-    </w:p>
-    <w:p>
-      <w:pPr>
-        <w:spacing w:line="190" w:lineRule="exact" w:after="0"/>
-        <w:jc w:val="left"/>
-      </w:pPr>
-      <w:r>
-        <w:rPr>
-          <w:rFonts w:ascii="Cascadia Mono" w:hAnsi="Cascadia Mono" w:cs="Cascadia Mono"/>
-          <w:b w:val="0"/>
-          <w:sz w:val="19"/>
-        </w:rPr>
-        <w:t xml:space="preserve">  /// Видалення даних користувача (вихід з облікового запису)</w:t>
-      </w:r>
-    </w:p>
-    <w:p>
-      <w:pPr>
-        <w:spacing w:line="190" w:lineRule="exact" w:after="0"/>
-        <w:jc w:val="left"/>
-      </w:pPr>
-      <w:r>
-        <w:rPr>
-          <w:rFonts w:ascii="Cascadia Mono" w:hAnsi="Cascadia Mono" w:cs="Cascadia Mono"/>
-          <w:b w:val="0"/>
-          <w:sz w:val="19"/>
-        </w:rPr>
-        <w:t xml:space="preserve">  Future&lt;void&gt; clearUser() async {</w:t>
-      </w:r>
-    </w:p>
-    <w:p>
-      <w:pPr>
-        <w:spacing w:line="190" w:lineRule="exact" w:after="0"/>
-        <w:jc w:val="left"/>
-      </w:pPr>
-      <w:r>
-        <w:rPr>
-          <w:rFonts w:ascii="Cascadia Mono" w:hAnsi="Cascadia Mono" w:cs="Cascadia Mono"/>
-          <w:b w:val="0"/>
-          <w:sz w:val="19"/>
-        </w:rPr>
-        <w:t xml:space="preserve">    final prefs = await SharedPreferences.getInstance();</w:t>
-      </w:r>
-    </w:p>
-    <w:p>
-      <w:pPr>
-        <w:spacing w:line="190" w:lineRule="exact" w:after="0"/>
-        <w:jc w:val="left"/>
-      </w:pPr>
-      <w:r>
-        <w:rPr>
-          <w:rFonts w:ascii="Cascadia Mono" w:hAnsi="Cascadia Mono" w:cs="Cascadia Mono"/>
-          <w:b w:val="0"/>
-          <w:sz w:val="19"/>
-        </w:rPr>
-        <w:t xml:space="preserve">    await prefs.remove(keyName);</w:t>
-      </w:r>
-    </w:p>
-    <w:p>
-      <w:pPr>
-        <w:spacing w:line="190" w:lineRule="exact" w:after="0"/>
-        <w:jc w:val="left"/>
-      </w:pPr>
-      <w:r>
-        <w:rPr>
-          <w:rFonts w:ascii="Cascadia Mono" w:hAnsi="Cascadia Mono" w:cs="Cascadia Mono"/>
-          <w:b w:val="0"/>
-          <w:sz w:val="19"/>
-        </w:rPr>
-        <w:t xml:space="preserve">    await prefs.remove(keyEmail);</w:t>
-      </w:r>
-    </w:p>
-    <w:p>
-      <w:pPr>
-        <w:spacing w:line="190" w:lineRule="exact" w:after="0"/>
-        <w:jc w:val="left"/>
-      </w:pPr>
-      <w:r>
-        <w:rPr>
-          <w:rFonts w:ascii="Cascadia Mono" w:hAnsi="Cascadia Mono" w:cs="Cascadia Mono"/>
-          <w:b w:val="0"/>
-          <w:sz w:val="19"/>
-        </w:rPr>
-        <w:t xml:space="preserve">    await prefs.remove(keyPassword);</w:t>
-      </w:r>
-    </w:p>
-    <w:p>
-      <w:pPr>
-        <w:spacing w:line="190" w:lineRule="exact" w:after="0"/>
-        <w:jc w:val="left"/>
-      </w:pPr>
-      <w:r>
-        <w:rPr>
-          <w:rFonts w:ascii="Cascadia Mono" w:hAnsi="Cascadia Mono" w:cs="Cascadia Mono"/>
-          <w:b w:val="0"/>
-          <w:sz w:val="19"/>
-        </w:rPr>
-        <w:t xml:space="preserve">    await prefs.remove(keyIsRegistered);</w:t>
-      </w:r>
-    </w:p>
-    <w:p>
-      <w:pPr>
-        <w:spacing w:line="190" w:lineRule="exact" w:after="0"/>
-        <w:jc w:val="left"/>
-      </w:pPr>
-      <w:r>
-        <w:rPr>
-          <w:rFonts w:ascii="Cascadia Mono" w:hAnsi="Cascadia Mono" w:cs="Cascadia Mono"/>
-          <w:b w:val="0"/>
-          <w:sz w:val="19"/>
-        </w:rPr>
-        <w:t xml:space="preserve">  }</w:t>
-      </w:r>
-    </w:p>
-    <w:p>
-      <w:pPr>
-        <w:spacing w:line="190" w:lineRule="exact" w:after="0"/>
-        <w:jc w:val="left"/>
-      </w:pPr>
-    </w:p>
-    <w:p>
-      <w:pPr>
-        <w:spacing w:line="190" w:lineRule="exact" w:after="0"/>
-        <w:jc w:val="left"/>
-      </w:pPr>
-      <w:r>
-        <w:rPr>
-          <w:rFonts w:ascii="Cascadia Mono" w:hAnsi="Cascadia Mono" w:cs="Cascadia Mono"/>
-          <w:b w:val="0"/>
-          <w:sz w:val="19"/>
-        </w:rPr>
-        <w:t xml:space="preserve">  /// Видалення збережених favorites ids</w:t>
-      </w:r>
-    </w:p>
-    <w:p>
-      <w:pPr>
-        <w:spacing w:line="190" w:lineRule="exact" w:after="0"/>
-        <w:jc w:val="left"/>
-      </w:pPr>
-      <w:r>
-        <w:rPr>
-          <w:rFonts w:ascii="Cascadia Mono" w:hAnsi="Cascadia Mono" w:cs="Cascadia Mono"/>
-          <w:b w:val="0"/>
-          <w:sz w:val="19"/>
-        </w:rPr>
-        <w:t xml:space="preserve">  Future&lt;void&gt; clearFavorites() async {</w:t>
-      </w:r>
-    </w:p>
-    <w:p>
-      <w:pPr>
-        <w:spacing w:line="190" w:lineRule="exact" w:after="0"/>
-        <w:jc w:val="left"/>
-      </w:pPr>
-      <w:r>
-        <w:rPr>
-          <w:rFonts w:ascii="Cascadia Mono" w:hAnsi="Cascadia Mono" w:cs="Cascadia Mono"/>
-          <w:b w:val="0"/>
-          <w:sz w:val="19"/>
-        </w:rPr>
-        <w:t xml:space="preserve">    final prefs = await SharedPreferences.getInstance();</w:t>
-      </w:r>
-    </w:p>
-    <w:p>
-      <w:pPr>
-        <w:spacing w:line="190" w:lineRule="exact" w:after="0"/>
-        <w:jc w:val="left"/>
-      </w:pPr>
-      <w:r>
-        <w:rPr>
-          <w:rFonts w:ascii="Cascadia Mono" w:hAnsi="Cascadia Mono" w:cs="Cascadia Mono"/>
-          <w:b w:val="0"/>
-          <w:sz w:val="19"/>
-        </w:rPr>
-        <w:t xml:space="preserve">    await prefs.remove(keyFavoriteIds);</w:t>
-      </w:r>
-    </w:p>
-    <w:p>
-      <w:pPr>
-        <w:spacing w:line="190" w:lineRule="exact" w:after="0"/>
-        <w:jc w:val="left"/>
-      </w:pPr>
-      <w:r>
-        <w:rPr>
-          <w:rFonts w:ascii="Cascadia Mono" w:hAnsi="Cascadia Mono" w:cs="Cascadia Mono"/>
-          <w:b w:val="0"/>
-          <w:sz w:val="19"/>
-        </w:rPr>
-        <w:t xml:space="preserve">  }</w:t>
-      </w:r>
-    </w:p>
-    <w:p>
-      <w:pPr>
-        <w:spacing w:line="190" w:lineRule="exact" w:after="0"/>
-        <w:jc w:val="left"/>
-      </w:pPr>
-    </w:p>
-    <w:p>
-      <w:pPr>
-        <w:spacing w:line="190" w:lineRule="exact" w:after="0"/>
-        <w:jc w:val="left"/>
-      </w:pPr>
-      <w:r>
-        <w:rPr>
-          <w:rFonts w:ascii="Cascadia Mono" w:hAnsi="Cascadia Mono" w:cs="Cascadia Mono"/>
-          <w:b w:val="0"/>
-          <w:sz w:val="19"/>
-        </w:rPr>
-        <w:t xml:space="preserve">  /// Повне очищення локального сховища (вихід + скидання обраного)</w:t>
-      </w:r>
-    </w:p>
-    <w:p>
-      <w:pPr>
-        <w:spacing w:line="190" w:lineRule="exact" w:after="0"/>
-        <w:jc w:val="left"/>
-      </w:pPr>
-      <w:r>
-        <w:rPr>
-          <w:rFonts w:ascii="Cascadia Mono" w:hAnsi="Cascadia Mono" w:cs="Cascadia Mono"/>
-          <w:b w:val="0"/>
-          <w:sz w:val="19"/>
-        </w:rPr>
-        <w:t xml:space="preserve">  Future&lt;void&gt; clearAll() async {</w:t>
-      </w:r>
-    </w:p>
-    <w:p>
-      <w:pPr>
-        <w:spacing w:line="190" w:lineRule="exact" w:after="0"/>
-        <w:jc w:val="left"/>
-      </w:pPr>
-      <w:r>
-        <w:rPr>
-          <w:rFonts w:ascii="Cascadia Mono" w:hAnsi="Cascadia Mono" w:cs="Cascadia Mono"/>
-          <w:b w:val="0"/>
-          <w:sz w:val="19"/>
-        </w:rPr>
-        <w:t xml:space="preserve">    final prefs = await SharedPreferences.getInstance();</w:t>
-      </w:r>
-    </w:p>
-    <w:p>
-      <w:pPr>
-        <w:spacing w:line="190" w:lineRule="exact" w:after="0"/>
-        <w:jc w:val="left"/>
-      </w:pPr>
-      <w:r>
-        <w:rPr>
-          <w:rFonts w:ascii="Cascadia Mono" w:hAnsi="Cascadia Mono" w:cs="Cascadia Mono"/>
-          <w:b w:val="0"/>
-          <w:sz w:val="19"/>
-        </w:rPr>
-        <w:t xml:space="preserve">    await prefs.clear();</w:t>
-      </w:r>
-    </w:p>
-    <w:p>
-      <w:pPr>
-        <w:spacing w:line="190" w:lineRule="exact" w:after="0"/>
-        <w:jc w:val="left"/>
-      </w:pPr>
-      <w:r>
-        <w:rPr>
-          <w:rFonts w:ascii="Cascadia Mono" w:hAnsi="Cascadia Mono" w:cs="Cascadia Mono"/>
-          <w:b w:val="0"/>
-          <w:sz w:val="19"/>
-        </w:rPr>
-        <w:t xml:space="preserve">  }</w:t>
-      </w:r>
-    </w:p>
-    <w:p>
-      <w:pPr>
-        <w:spacing w:line="190" w:lineRule="exact" w:after="0"/>
-        <w:jc w:val="left"/>
-      </w:pPr>
-      <w:r>
-        <w:rPr>
-          <w:rFonts w:ascii="Cascadia Mono" w:hAnsi="Cascadia Mono" w:cs="Cascadia Mono"/>
-          <w:b w:val="0"/>
-          <w:sz w:val="19"/>
-        </w:rPr>
-        <w:t>}</w:t>
-      </w:r>
-    </w:p>
-    <w:p>
-      <w:pPr>
-        <w:spacing w:line="190" w:lineRule="exact" w:after="0"/>
-        <w:jc w:val="left"/>
-      </w:pPr>
-    </w:p>
-    <w:p>
-      <w:pPr>
-        <w:spacing w:line="190" w:lineRule="exact" w:after="0"/>
-        <w:jc w:val="left"/>
-      </w:pPr>
-      <w:r>
-        <w:rPr>
-          <w:rFonts w:ascii="Cascadia Mono" w:hAnsi="Cascadia Mono" w:cs="Cascadia Mono"/>
-          <w:b w:val="0"/>
-          <w:sz w:val="19"/>
-        </w:rPr>
-        <w:t>// === lib/screens/welcome_screen.dart (фрагмент, п. 4 ТЗ) ===</w:t>
-      </w:r>
-    </w:p>
-    <w:p>
-      <w:pPr>
-        <w:spacing w:line="190" w:lineRule="exact" w:after="0"/>
-        <w:jc w:val="left"/>
-      </w:pPr>
-      <w:r>
-        <w:rPr>
-          <w:rFonts w:ascii="Cascadia Mono" w:hAnsi="Cascadia Mono" w:cs="Cascadia Mono"/>
-          <w:b w:val="0"/>
-          <w:sz w:val="19"/>
-        </w:rPr>
-        <w:t>class _WelcomeScreenState extends State&lt;WelcomeScreen&gt; {</w:t>
-      </w:r>
-    </w:p>
-    <w:p>
-      <w:pPr>
-        <w:spacing w:line="190" w:lineRule="exact" w:after="0"/>
-        <w:jc w:val="left"/>
-      </w:pPr>
-      <w:r>
-        <w:rPr>
-          <w:rFonts w:ascii="Cascadia Mono" w:hAnsi="Cascadia Mono" w:cs="Cascadia Mono"/>
-          <w:b w:val="0"/>
-          <w:sz w:val="19"/>
-        </w:rPr>
-        <w:t xml:space="preserve">  final UserStorageService _userStorage = UserStorageService();</w:t>
-      </w:r>
-    </w:p>
-    <w:p>
-      <w:pPr>
-        <w:spacing w:line="190" w:lineRule="exact" w:after="0"/>
-        <w:jc w:val="left"/>
-      </w:pPr>
-    </w:p>
-    <w:p>
-      <w:pPr>
-        <w:spacing w:line="190" w:lineRule="exact" w:after="0"/>
-        <w:jc w:val="left"/>
-      </w:pPr>
-      <w:r>
-        <w:rPr>
-          <w:rFonts w:ascii="Cascadia Mono" w:hAnsi="Cascadia Mono" w:cs="Cascadia Mono"/>
-          <w:b w:val="0"/>
-          <w:sz w:val="19"/>
-        </w:rPr>
-        <w:t xml:space="preserve">  @override</w:t>
-      </w:r>
-    </w:p>
-    <w:p>
-      <w:pPr>
-        <w:spacing w:line="190" w:lineRule="exact" w:after="0"/>
-        <w:jc w:val="left"/>
-      </w:pPr>
-      <w:r>
-        <w:rPr>
-          <w:rFonts w:ascii="Cascadia Mono" w:hAnsi="Cascadia Mono" w:cs="Cascadia Mono"/>
-          <w:b w:val="0"/>
-          <w:sz w:val="19"/>
-        </w:rPr>
-        <w:t xml:space="preserve">  void initState() {</w:t>
-      </w:r>
-    </w:p>
-    <w:p>
-      <w:pPr>
-        <w:spacing w:line="190" w:lineRule="exact" w:after="0"/>
-        <w:jc w:val="left"/>
-      </w:pPr>
-      <w:r>
-        <w:rPr>
-          <w:rFonts w:ascii="Cascadia Mono" w:hAnsi="Cascadia Mono" w:cs="Cascadia Mono"/>
-          <w:b w:val="0"/>
-          <w:sz w:val="19"/>
-        </w:rPr>
-        <w:t xml:space="preserve">    super.initState();</w:t>
-      </w:r>
-    </w:p>
-    <w:p>
-      <w:pPr>
-        <w:spacing w:line="190" w:lineRule="exact" w:after="0"/>
-        <w:jc w:val="left"/>
-      </w:pPr>
-      <w:r>
-        <w:rPr>
-          <w:rFonts w:ascii="Cascadia Mono" w:hAnsi="Cascadia Mono" w:cs="Cascadia Mono"/>
-          <w:b w:val="0"/>
-          <w:sz w:val="19"/>
-        </w:rPr>
-        <w:t xml:space="preserve">    _restoreSession();</w:t>
-      </w:r>
-    </w:p>
-    <w:p>
-      <w:pPr>
-        <w:spacing w:line="190" w:lineRule="exact" w:after="0"/>
-        <w:jc w:val="left"/>
-      </w:pPr>
-      <w:r>
-        <w:rPr>
-          <w:rFonts w:ascii="Cascadia Mono" w:hAnsi="Cascadia Mono" w:cs="Cascadia Mono"/>
-          <w:b w:val="0"/>
-          <w:sz w:val="19"/>
-        </w:rPr>
-        <w:t xml:space="preserve">  }</w:t>
-      </w:r>
-    </w:p>
-    <w:p>
-      <w:pPr>
-        <w:spacing w:line="190" w:lineRule="exact" w:after="0"/>
-        <w:jc w:val="left"/>
-      </w:pPr>
-    </w:p>
-    <w:p>
-      <w:pPr>
-        <w:spacing w:line="190" w:lineRule="exact" w:after="0"/>
-        <w:jc w:val="left"/>
-      </w:pPr>
-      <w:r>
-        <w:rPr>
-          <w:rFonts w:ascii="Cascadia Mono" w:hAnsi="Cascadia Mono" w:cs="Cascadia Mono"/>
-          <w:b w:val="0"/>
-          <w:sz w:val="19"/>
-        </w:rPr>
-        <w:t xml:space="preserve">  // Якщо дані користувача вже збережені — сесія відновлюється</w:t>
-      </w:r>
-    </w:p>
-    <w:p>
-      <w:pPr>
-        <w:spacing w:line="190" w:lineRule="exact" w:after="0"/>
-        <w:jc w:val="left"/>
-      </w:pPr>
-      <w:r>
-        <w:rPr>
-          <w:rFonts w:ascii="Cascadia Mono" w:hAnsi="Cascadia Mono" w:cs="Cascadia Mono"/>
-          <w:b w:val="0"/>
-          <w:sz w:val="19"/>
-        </w:rPr>
-        <w:t xml:space="preserve">  // і застосунок одразу переходить у менеджер завдань (п. 4 ТЗ ЛР 10)</w:t>
-      </w:r>
-    </w:p>
-    <w:p>
-      <w:pPr>
-        <w:spacing w:line="190" w:lineRule="exact" w:after="0"/>
-        <w:jc w:val="left"/>
-      </w:pPr>
-      <w:r>
-        <w:rPr>
-          <w:rFonts w:ascii="Cascadia Mono" w:hAnsi="Cascadia Mono" w:cs="Cascadia Mono"/>
-          <w:b w:val="0"/>
-          <w:sz w:val="19"/>
-        </w:rPr>
-        <w:t xml:space="preserve">  Future&lt;void&gt; _restoreSession() async {</w:t>
-      </w:r>
-    </w:p>
-    <w:p>
-      <w:pPr>
-        <w:spacing w:line="190" w:lineRule="exact" w:after="0"/>
-        <w:jc w:val="left"/>
-      </w:pPr>
-      <w:r>
-        <w:rPr>
-          <w:rFonts w:ascii="Cascadia Mono" w:hAnsi="Cascadia Mono" w:cs="Cascadia Mono"/>
-          <w:b w:val="0"/>
-          <w:sz w:val="19"/>
-        </w:rPr>
-        <w:t xml:space="preserve">    final user = await _userStorage.loadUser();</w:t>
-      </w:r>
-    </w:p>
-    <w:p>
-      <w:pPr>
-        <w:spacing w:line="190" w:lineRule="exact" w:after="0"/>
-        <w:jc w:val="left"/>
-      </w:pPr>
-      <w:r>
-        <w:rPr>
-          <w:rFonts w:ascii="Cascadia Mono" w:hAnsi="Cascadia Mono" w:cs="Cascadia Mono"/>
-          <w:b w:val="0"/>
-          <w:sz w:val="19"/>
-        </w:rPr>
-        <w:t xml:space="preserve">    if (user != null &amp;&amp; mounted) {</w:t>
-      </w:r>
-    </w:p>
-    <w:p>
-      <w:pPr>
-        <w:spacing w:line="190" w:lineRule="exact" w:after="0"/>
-        <w:jc w:val="left"/>
-      </w:pPr>
-      <w:r>
-        <w:rPr>
-          <w:rFonts w:ascii="Cascadia Mono" w:hAnsi="Cascadia Mono" w:cs="Cascadia Mono"/>
-          <w:b w:val="0"/>
-          <w:sz w:val="19"/>
-        </w:rPr>
-        <w:t xml:space="preserve">      Navigator.of(context).pushReplacement(</w:t>
-      </w:r>
-    </w:p>
-    <w:p>
-      <w:pPr>
-        <w:spacing w:line="190" w:lineRule="exact" w:after="0"/>
-        <w:jc w:val="left"/>
-      </w:pPr>
-      <w:r>
-        <w:rPr>
-          <w:rFonts w:ascii="Cascadia Mono" w:hAnsi="Cascadia Mono" w:cs="Cascadia Mono"/>
-          <w:b w:val="0"/>
-          <w:sz w:val="19"/>
-        </w:rPr>
-        <w:t xml:space="preserve">        MaterialPageRoute(</w:t>
-      </w:r>
-    </w:p>
-    <w:p>
-      <w:pPr>
-        <w:spacing w:line="190" w:lineRule="exact" w:after="0"/>
-        <w:jc w:val="left"/>
-      </w:pPr>
-      <w:r>
-        <w:rPr>
-          <w:rFonts w:ascii="Cascadia Mono" w:hAnsi="Cascadia Mono" w:cs="Cascadia Mono"/>
-          <w:b w:val="0"/>
-          <w:sz w:val="19"/>
-        </w:rPr>
-        <w:t xml:space="preserve">          builder: (context) =&gt; TaskManagerScreen(</w:t>
-      </w:r>
-    </w:p>
-    <w:p>
-      <w:pPr>
-        <w:spacing w:line="190" w:lineRule="exact" w:after="0"/>
-        <w:jc w:val="left"/>
-      </w:pPr>
-      <w:r>
-        <w:rPr>
-          <w:rFonts w:ascii="Cascadia Mono" w:hAnsi="Cascadia Mono" w:cs="Cascadia Mono"/>
-          <w:b w:val="0"/>
-          <w:sz w:val="19"/>
-        </w:rPr>
-        <w:t xml:space="preserve">            username: user.name,</w:t>
-      </w:r>
-    </w:p>
-    <w:p>
-      <w:pPr>
-        <w:spacing w:line="190" w:lineRule="exact" w:after="0"/>
-        <w:jc w:val="left"/>
-      </w:pPr>
-      <w:r>
-        <w:rPr>
-          <w:rFonts w:ascii="Cascadia Mono" w:hAnsi="Cascadia Mono" w:cs="Cascadia Mono"/>
-          <w:b w:val="0"/>
-          <w:sz w:val="19"/>
-        </w:rPr>
-        <w:t xml:space="preserve">            email: user.email,</w:t>
-      </w:r>
-    </w:p>
-    <w:p>
-      <w:pPr>
-        <w:spacing w:line="190" w:lineRule="exact" w:after="0"/>
-        <w:jc w:val="left"/>
-      </w:pPr>
-      <w:r>
-        <w:rPr>
-          <w:rFonts w:ascii="Cascadia Mono" w:hAnsi="Cascadia Mono" w:cs="Cascadia Mono"/>
-          <w:b w:val="0"/>
-          <w:sz w:val="19"/>
-        </w:rPr>
-        <w:t xml:space="preserve">            password: user.password,</w:t>
-      </w:r>
-    </w:p>
-    <w:p>
-      <w:pPr>
-        <w:spacing w:line="190" w:lineRule="exact" w:after="0"/>
-        <w:jc w:val="left"/>
-      </w:pPr>
-      <w:r>
-        <w:rPr>
-          <w:rFonts w:ascii="Cascadia Mono" w:hAnsi="Cascadia Mono" w:cs="Cascadia Mono"/>
-          <w:b w:val="0"/>
-          <w:sz w:val="19"/>
-        </w:rPr>
-        <w:t xml:space="preserve">            onToggleTheme: widget.onToggleTheme,</w:t>
-      </w:r>
-    </w:p>
-    <w:p>
-      <w:pPr>
-        <w:spacing w:line="190" w:lineRule="exact" w:after="0"/>
-        <w:jc w:val="left"/>
-      </w:pPr>
-      <w:r>
-        <w:rPr>
-          <w:rFonts w:ascii="Cascadia Mono" w:hAnsi="Cascadia Mono" w:cs="Cascadia Mono"/>
-          <w:b w:val="0"/>
-          <w:sz w:val="19"/>
-        </w:rPr>
-        <w:t xml:space="preserve">          ),</w:t>
-      </w:r>
-    </w:p>
-    <w:p>
-      <w:pPr>
-        <w:spacing w:line="190" w:lineRule="exact" w:after="0"/>
-        <w:jc w:val="left"/>
-      </w:pPr>
-      <w:r>
-        <w:rPr>
-          <w:rFonts w:ascii="Cascadia Mono" w:hAnsi="Cascadia Mono" w:cs="Cascadia Mono"/>
-          <w:b w:val="0"/>
-          <w:sz w:val="19"/>
-        </w:rPr>
-        <w:t xml:space="preserve">        ),</w:t>
-      </w:r>
-    </w:p>
-    <w:p>
-      <w:pPr>
-        <w:spacing w:line="190" w:lineRule="exact" w:after="0"/>
-        <w:jc w:val="left"/>
-      </w:pPr>
-      <w:r>
-        <w:rPr>
-          <w:rFonts w:ascii="Cascadia Mono" w:hAnsi="Cascadia Mono" w:cs="Cascadia Mono"/>
-          <w:b w:val="0"/>
-          <w:sz w:val="19"/>
-        </w:rPr>
-        <w:t xml:space="preserve">      );</w:t>
-      </w:r>
-    </w:p>
-    <w:p>
-      <w:pPr>
-        <w:spacing w:line="190" w:lineRule="exact" w:after="0"/>
-        <w:jc w:val="left"/>
-      </w:pPr>
-      <w:r>
-        <w:rPr>
-          <w:rFonts w:ascii="Cascadia Mono" w:hAnsi="Cascadia Mono" w:cs="Cascadia Mono"/>
-          <w:b w:val="0"/>
-          <w:sz w:val="19"/>
-        </w:rPr>
-        <w:t xml:space="preserve">    }</w:t>
-      </w:r>
-    </w:p>
-    <w:p>
-      <w:pPr>
-        <w:spacing w:line="190" w:lineRule="exact" w:after="0"/>
-        <w:jc w:val="left"/>
-      </w:pPr>
-      <w:r>
-        <w:rPr>
-          <w:rFonts w:ascii="Cascadia Mono" w:hAnsi="Cascadia Mono" w:cs="Cascadia Mono"/>
-          <w:b w:val="0"/>
-          <w:sz w:val="19"/>
-        </w:rPr>
-        <w:t xml:space="preserve">  }</w:t>
-      </w:r>
-    </w:p>
-    <w:p>
-      <w:pPr>
-        <w:spacing w:line="190" w:lineRule="exact" w:after="0"/>
-        <w:jc w:val="left"/>
-      </w:pPr>
-      <w:r>
-        <w:rPr>
-          <w:rFonts w:ascii="Cascadia Mono" w:hAnsi="Cascadia Mono" w:cs="Cascadia Mono"/>
-          <w:b w:val="0"/>
-          <w:sz w:val="19"/>
-        </w:rPr>
-        <w:t>}</w:t>
-      </w:r>
-    </w:p>
-    <w:p>
-      <w:pPr>
-        <w:spacing w:line="190" w:lineRule="exact" w:after="0"/>
-        <w:jc w:val="left"/>
-      </w:pPr>
-    </w:p>
-    <w:p>
-      <w:pPr>
-        <w:spacing w:line="190" w:lineRule="exact" w:after="0"/>
-        <w:jc w:val="left"/>
-      </w:pPr>
-      <w:r>
-        <w:rPr>
-          <w:rFonts w:ascii="Cascadia Mono" w:hAnsi="Cascadia Mono" w:cs="Cascadia Mono"/>
-          <w:b w:val="0"/>
-          <w:sz w:val="19"/>
-        </w:rPr>
-        <w:t>// === lib/screens/register_screen.dart (фрагмент, п. 2-3 ТЗ) ===</w:t>
-      </w:r>
-    </w:p>
-    <w:p>
-      <w:pPr>
-        <w:spacing w:line="190" w:lineRule="exact" w:after="0"/>
-        <w:jc w:val="left"/>
-      </w:pPr>
-      <w:r>
-        <w:rPr>
-          <w:rFonts w:ascii="Cascadia Mono" w:hAnsi="Cascadia Mono" w:cs="Cascadia Mono"/>
-          <w:b w:val="0"/>
-          <w:sz w:val="19"/>
-        </w:rPr>
-        <w:t xml:space="preserve">  // П. 2, 3 ТЗ ЛР 10: дані користувача зберігаються у SharedPreferences</w:t>
-      </w:r>
-    </w:p>
-    <w:p>
-      <w:pPr>
-        <w:spacing w:line="190" w:lineRule="exact" w:after="0"/>
-        <w:jc w:val="left"/>
-      </w:pPr>
-      <w:r>
-        <w:rPr>
-          <w:rFonts w:ascii="Cascadia Mono" w:hAnsi="Cascadia Mono" w:cs="Cascadia Mono"/>
-          <w:b w:val="0"/>
-          <w:sz w:val="19"/>
-        </w:rPr>
-        <w:t xml:space="preserve">  Future&lt;void&gt; _submitForm() async {</w:t>
-      </w:r>
-    </w:p>
-    <w:p>
-      <w:pPr>
-        <w:spacing w:line="190" w:lineRule="exact" w:after="0"/>
-        <w:jc w:val="left"/>
-      </w:pPr>
-      <w:r>
-        <w:rPr>
-          <w:rFonts w:ascii="Cascadia Mono" w:hAnsi="Cascadia Mono" w:cs="Cascadia Mono"/>
-          <w:b w:val="0"/>
-          <w:sz w:val="19"/>
-        </w:rPr>
-        <w:t xml:space="preserve">    if (_formKey.currentState!.validate()) {</w:t>
-      </w:r>
-    </w:p>
-    <w:p>
-      <w:pPr>
-        <w:spacing w:line="190" w:lineRule="exact" w:after="0"/>
-        <w:jc w:val="left"/>
-      </w:pPr>
-      <w:r>
-        <w:rPr>
-          <w:rFonts w:ascii="Cascadia Mono" w:hAnsi="Cascadia Mono" w:cs="Cascadia Mono"/>
-          <w:b w:val="0"/>
-          <w:sz w:val="19"/>
-        </w:rPr>
-        <w:t xml:space="preserve">      final String username = _usernameController.text.trim();</w:t>
-      </w:r>
-    </w:p>
-    <w:p>
-      <w:pPr>
-        <w:spacing w:line="190" w:lineRule="exact" w:after="0"/>
-        <w:jc w:val="left"/>
-      </w:pPr>
-      <w:r>
-        <w:rPr>
-          <w:rFonts w:ascii="Cascadia Mono" w:hAnsi="Cascadia Mono" w:cs="Cascadia Mono"/>
-          <w:b w:val="0"/>
-          <w:sz w:val="19"/>
-        </w:rPr>
-        <w:t xml:space="preserve">      final String email = _emailController.text.trim();</w:t>
-      </w:r>
-    </w:p>
-    <w:p>
-      <w:pPr>
-        <w:spacing w:line="190" w:lineRule="exact" w:after="0"/>
-        <w:jc w:val="left"/>
-      </w:pPr>
-      <w:r>
-        <w:rPr>
-          <w:rFonts w:ascii="Cascadia Mono" w:hAnsi="Cascadia Mono" w:cs="Cascadia Mono"/>
-          <w:b w:val="0"/>
-          <w:sz w:val="19"/>
-        </w:rPr>
-        <w:t xml:space="preserve">      final String password = _passwordController.text;</w:t>
-      </w:r>
-    </w:p>
-    <w:p>
-      <w:pPr>
-        <w:spacing w:line="190" w:lineRule="exact" w:after="0"/>
-        <w:jc w:val="left"/>
-      </w:pPr>
-    </w:p>
-    <w:p>
-      <w:pPr>
-        <w:spacing w:line="190" w:lineRule="exact" w:after="0"/>
-        <w:jc w:val="left"/>
-      </w:pPr>
-      <w:r>
-        <w:rPr>
-          <w:rFonts w:ascii="Cascadia Mono" w:hAnsi="Cascadia Mono" w:cs="Cascadia Mono"/>
-          <w:b w:val="0"/>
-          <w:sz w:val="19"/>
-        </w:rPr>
-        <w:t xml:space="preserve">      // Локальне збереження даних користувача (ім'я, email, пароль)</w:t>
-      </w:r>
-    </w:p>
-    <w:p>
-      <w:pPr>
-        <w:spacing w:line="190" w:lineRule="exact" w:after="0"/>
-        <w:jc w:val="left"/>
-      </w:pPr>
-      <w:r>
-        <w:rPr>
-          <w:rFonts w:ascii="Cascadia Mono" w:hAnsi="Cascadia Mono" w:cs="Cascadia Mono"/>
-          <w:b w:val="0"/>
-          <w:sz w:val="19"/>
-        </w:rPr>
-        <w:t xml:space="preserve">      await UserStorageService().saveUser(</w:t>
-      </w:r>
-    </w:p>
-    <w:p>
-      <w:pPr>
-        <w:spacing w:line="190" w:lineRule="exact" w:after="0"/>
-        <w:jc w:val="left"/>
-      </w:pPr>
-      <w:r>
-        <w:rPr>
-          <w:rFonts w:ascii="Cascadia Mono" w:hAnsi="Cascadia Mono" w:cs="Cascadia Mono"/>
-          <w:b w:val="0"/>
-          <w:sz w:val="19"/>
-        </w:rPr>
-        <w:t xml:space="preserve">        name: username,</w:t>
-      </w:r>
-    </w:p>
-    <w:p>
-      <w:pPr>
-        <w:spacing w:line="190" w:lineRule="exact" w:after="0"/>
-        <w:jc w:val="left"/>
-      </w:pPr>
-      <w:r>
-        <w:rPr>
-          <w:rFonts w:ascii="Cascadia Mono" w:hAnsi="Cascadia Mono" w:cs="Cascadia Mono"/>
-          <w:b w:val="0"/>
-          <w:sz w:val="19"/>
-        </w:rPr>
-        <w:t xml:space="preserve">        email: email,</w:t>
-      </w:r>
-    </w:p>
-    <w:p>
-      <w:pPr>
-        <w:spacing w:line="190" w:lineRule="exact" w:after="0"/>
-        <w:jc w:val="left"/>
-      </w:pPr>
-      <w:r>
-        <w:rPr>
-          <w:rFonts w:ascii="Cascadia Mono" w:hAnsi="Cascadia Mono" w:cs="Cascadia Mono"/>
-          <w:b w:val="0"/>
-          <w:sz w:val="19"/>
-        </w:rPr>
-        <w:t xml:space="preserve">        password: password,</w:t>
-      </w:r>
-    </w:p>
-    <w:p>
-      <w:pPr>
-        <w:spacing w:line="190" w:lineRule="exact" w:after="0"/>
-        <w:jc w:val="left"/>
-      </w:pPr>
-      <w:r>
-        <w:rPr>
-          <w:rFonts w:ascii="Cascadia Mono" w:hAnsi="Cascadia Mono" w:cs="Cascadia Mono"/>
-          <w:b w:val="0"/>
-          <w:sz w:val="19"/>
-        </w:rPr>
-        <w:t xml:space="preserve">      );</w:t>
-      </w:r>
-    </w:p>
-    <w:p>
-      <w:pPr>
-        <w:spacing w:line="190" w:lineRule="exact" w:after="0"/>
-        <w:jc w:val="left"/>
-      </w:pPr>
-      <w:r>
-        <w:rPr>
-          <w:rFonts w:ascii="Cascadia Mono" w:hAnsi="Cascadia Mono" w:cs="Cascadia Mono"/>
-          <w:b w:val="0"/>
-          <w:sz w:val="19"/>
-        </w:rPr>
-        <w:t xml:space="preserve">      if (!mounted) return;</w:t>
-      </w:r>
-    </w:p>
-    <w:p>
-      <w:pPr>
-        <w:spacing w:line="190" w:lineRule="exact" w:after="0"/>
-        <w:jc w:val="left"/>
-      </w:pPr>
-    </w:p>
-    <w:p>
-      <w:pPr>
-        <w:spacing w:line="190" w:lineRule="exact" w:after="0"/>
-        <w:jc w:val="left"/>
-      </w:pPr>
-      <w:r>
-        <w:rPr>
-          <w:rFonts w:ascii="Cascadia Mono" w:hAnsi="Cascadia Mono" w:cs="Cascadia Mono"/>
-          <w:b w:val="0"/>
-          <w:sz w:val="19"/>
-        </w:rPr>
-        <w:t xml:space="preserve">      // Навігація на TaskManagerScreen із передачею даних користувача</w:t>
-      </w:r>
-    </w:p>
-    <w:p>
-      <w:pPr>
-        <w:spacing w:line="190" w:lineRule="exact" w:after="0"/>
-        <w:jc w:val="left"/>
-      </w:pPr>
-      <w:r>
-        <w:rPr>
-          <w:rFonts w:ascii="Cascadia Mono" w:hAnsi="Cascadia Mono" w:cs="Cascadia Mono"/>
-          <w:b w:val="0"/>
-          <w:sz w:val="19"/>
-        </w:rPr>
-        <w:t xml:space="preserve">      Navigator.pushReplacement(</w:t>
-      </w:r>
-    </w:p>
-    <w:p>
-      <w:pPr>
-        <w:spacing w:line="190" w:lineRule="exact" w:after="0"/>
-        <w:jc w:val="left"/>
-      </w:pPr>
-      <w:r>
-        <w:rPr>
-          <w:rFonts w:ascii="Cascadia Mono" w:hAnsi="Cascadia Mono" w:cs="Cascadia Mono"/>
-          <w:b w:val="0"/>
-          <w:sz w:val="19"/>
-        </w:rPr>
-        <w:t xml:space="preserve">        context,</w:t>
-      </w:r>
-    </w:p>
-    <w:p>
-      <w:pPr>
-        <w:spacing w:line="190" w:lineRule="exact" w:after="0"/>
-        <w:jc w:val="left"/>
-      </w:pPr>
-      <w:r>
-        <w:rPr>
-          <w:rFonts w:ascii="Cascadia Mono" w:hAnsi="Cascadia Mono" w:cs="Cascadia Mono"/>
-          <w:b w:val="0"/>
-          <w:sz w:val="19"/>
-        </w:rPr>
-        <w:t xml:space="preserve">        MaterialPageRoute(</w:t>
-      </w:r>
-    </w:p>
-    <w:p>
-      <w:pPr>
-        <w:spacing w:line="190" w:lineRule="exact" w:after="0"/>
-        <w:jc w:val="left"/>
-      </w:pPr>
-      <w:r>
-        <w:rPr>
-          <w:rFonts w:ascii="Cascadia Mono" w:hAnsi="Cascadia Mono" w:cs="Cascadia Mono"/>
-          <w:b w:val="0"/>
-          <w:sz w:val="19"/>
-        </w:rPr>
-        <w:t xml:space="preserve">          builder: (context) =&gt; TaskManagerScreen(</w:t>
-      </w:r>
-    </w:p>
-    <w:p>
-      <w:pPr>
-        <w:spacing w:line="190" w:lineRule="exact" w:after="0"/>
-        <w:jc w:val="left"/>
-      </w:pPr>
-      <w:r>
-        <w:rPr>
-          <w:rFonts w:ascii="Cascadia Mono" w:hAnsi="Cascadia Mono" w:cs="Cascadia Mono"/>
-          <w:b w:val="0"/>
-          <w:sz w:val="19"/>
-        </w:rPr>
-        <w:t xml:space="preserve">            username: username,</w:t>
-      </w:r>
-    </w:p>
-    <w:p>
-      <w:pPr>
-        <w:spacing w:line="190" w:lineRule="exact" w:after="0"/>
-        <w:jc w:val="left"/>
-      </w:pPr>
-      <w:r>
-        <w:rPr>
-          <w:rFonts w:ascii="Cascadia Mono" w:hAnsi="Cascadia Mono" w:cs="Cascadia Mono"/>
-          <w:b w:val="0"/>
-          <w:sz w:val="19"/>
-        </w:rPr>
-        <w:t xml:space="preserve">            email: email,</w:t>
-      </w:r>
-    </w:p>
-    <w:p>
-      <w:pPr>
-        <w:spacing w:line="190" w:lineRule="exact" w:after="0"/>
-        <w:jc w:val="left"/>
-      </w:pPr>
-      <w:r>
-        <w:rPr>
-          <w:rFonts w:ascii="Cascadia Mono" w:hAnsi="Cascadia Mono" w:cs="Cascadia Mono"/>
-          <w:b w:val="0"/>
-          <w:sz w:val="19"/>
-        </w:rPr>
-        <w:t xml:space="preserve">            password: password,</w:t>
-      </w:r>
-    </w:p>
-    <w:p>
-      <w:pPr>
-        <w:spacing w:line="190" w:lineRule="exact" w:after="0"/>
-        <w:jc w:val="left"/>
-      </w:pPr>
-      <w:r>
-        <w:rPr>
-          <w:rFonts w:ascii="Cascadia Mono" w:hAnsi="Cascadia Mono" w:cs="Cascadia Mono"/>
-          <w:b w:val="0"/>
-          <w:sz w:val="19"/>
-        </w:rPr>
-        <w:t xml:space="preserve">            onToggleTheme: widget.onToggleTheme,</w:t>
-      </w:r>
-    </w:p>
-    <w:p>
-      <w:pPr>
-        <w:spacing w:line="190" w:lineRule="exact" w:after="0"/>
-        <w:jc w:val="left"/>
-      </w:pPr>
-      <w:r>
-        <w:rPr>
-          <w:rFonts w:ascii="Cascadia Mono" w:hAnsi="Cascadia Mono" w:cs="Cascadia Mono"/>
-          <w:b w:val="0"/>
-          <w:sz w:val="19"/>
-        </w:rPr>
-        <w:t xml:space="preserve">          ),</w:t>
-      </w:r>
-    </w:p>
-    <w:p>
-      <w:pPr>
-        <w:spacing w:line="190" w:lineRule="exact" w:after="0"/>
-        <w:jc w:val="left"/>
-      </w:pPr>
-      <w:r>
-        <w:rPr>
-          <w:rFonts w:ascii="Cascadia Mono" w:hAnsi="Cascadia Mono" w:cs="Cascadia Mono"/>
-          <w:b w:val="0"/>
-          <w:sz w:val="19"/>
-        </w:rPr>
-        <w:t xml:space="preserve">        ),</w:t>
-      </w:r>
-    </w:p>
-    <w:p>
-      <w:pPr>
-        <w:spacing w:line="190" w:lineRule="exact" w:after="0"/>
-        <w:jc w:val="left"/>
-      </w:pPr>
-      <w:r>
-        <w:rPr>
-          <w:rFonts w:ascii="Cascadia Mono" w:hAnsi="Cascadia Mono" w:cs="Cascadia Mono"/>
-          <w:b w:val="0"/>
-          <w:sz w:val="19"/>
-        </w:rPr>
-        <w:t xml:space="preserve">      );</w:t>
-      </w:r>
-    </w:p>
-    <w:p>
-      <w:pPr>
-        <w:spacing w:line="190" w:lineRule="exact" w:after="0"/>
-        <w:jc w:val="left"/>
-      </w:pPr>
-      <w:r>
-        <w:rPr>
-          <w:rFonts w:ascii="Cascadia Mono" w:hAnsi="Cascadia Mono" w:cs="Cascadia Mono"/>
-          <w:b w:val="0"/>
-          <w:sz w:val="19"/>
-        </w:rPr>
-        <w:t xml:space="preserve">    } else {</w:t>
-      </w:r>
-    </w:p>
-    <w:p>
-      <w:pPr>
-        <w:spacing w:line="190" w:lineRule="exact" w:after="0"/>
-        <w:jc w:val="left"/>
-      </w:pPr>
-      <w:r>
-        <w:rPr>
-          <w:rFonts w:ascii="Cascadia Mono" w:hAnsi="Cascadia Mono" w:cs="Cascadia Mono"/>
-          <w:b w:val="0"/>
-          <w:sz w:val="19"/>
-        </w:rPr>
-        <w:t xml:space="preserve">      ScaffoldMessenger.of(context).showSnackBar(</w:t>
-      </w:r>
-    </w:p>
-    <w:p>
-      <w:pPr>
-        <w:spacing w:line="190" w:lineRule="exact" w:after="0"/>
-        <w:jc w:val="left"/>
-      </w:pPr>
-      <w:r>
-        <w:rPr>
-          <w:rFonts w:ascii="Cascadia Mono" w:hAnsi="Cascadia Mono" w:cs="Cascadia Mono"/>
-          <w:b w:val="0"/>
-          <w:sz w:val="19"/>
-        </w:rPr>
-        <w:t xml:space="preserve">        const SnackBar(content: Text('Будь ласка, заповніть усі поля форми!')),</w:t>
-      </w:r>
-    </w:p>
-    <w:p>
-      <w:pPr>
-        <w:spacing w:line="190" w:lineRule="exact" w:after="0"/>
-        <w:jc w:val="left"/>
-      </w:pPr>
-      <w:r>
-        <w:rPr>
-          <w:rFonts w:ascii="Cascadia Mono" w:hAnsi="Cascadia Mono" w:cs="Cascadia Mono"/>
-          <w:b w:val="0"/>
-          <w:sz w:val="19"/>
-        </w:rPr>
-        <w:t xml:space="preserve">      );</w:t>
-      </w:r>
-    </w:p>
-    <w:p>
-      <w:pPr>
-        <w:spacing w:line="190" w:lineRule="exact" w:after="0"/>
-        <w:jc w:val="left"/>
-      </w:pPr>
-      <w:r>
-        <w:rPr>
-          <w:rFonts w:ascii="Cascadia Mono" w:hAnsi="Cascadia Mono" w:cs="Cascadia Mono"/>
-          <w:b w:val="0"/>
-          <w:sz w:val="19"/>
-        </w:rPr>
-        <w:t xml:space="preserve">    }</w:t>
-      </w:r>
-    </w:p>
-    <w:p>
-      <w:pPr>
-        <w:spacing w:line="190" w:lineRule="exact" w:after="0"/>
-        <w:jc w:val="left"/>
-      </w:pPr>
-      <w:r>
-        <w:rPr>
-          <w:rFonts w:ascii="Cascadia Mono" w:hAnsi="Cascadia Mono" w:cs="Cascadia Mono"/>
-          <w:b w:val="0"/>
-          <w:sz w:val="19"/>
-        </w:rPr>
-        <w:t xml:space="preserve">  }</w:t>
-      </w:r>
-    </w:p>
-    <w:p>
-      <w:pPr>
-        <w:spacing w:line="190" w:lineRule="exact" w:after="0"/>
-        <w:jc w:val="left"/>
-      </w:pPr>
-    </w:p>
-    <w:p>
-      <w:pPr>
-        <w:spacing w:line="190" w:lineRule="exact" w:after="0"/>
-        <w:jc w:val="left"/>
-      </w:pPr>
-      <w:r>
-        <w:rPr>
-          <w:rFonts w:ascii="Cascadia Mono" w:hAnsi="Cascadia Mono" w:cs="Cascadia Mono"/>
-          <w:b w:val="0"/>
-          <w:sz w:val="19"/>
-        </w:rPr>
-        <w:t>// === lib/screens/login_screen.dart (фрагмент, п. 4 ТЗ) ===</w:t>
-      </w:r>
-    </w:p>
-    <w:p>
-      <w:pPr>
-        <w:spacing w:line="190" w:lineRule="exact" w:after="0"/>
-        <w:jc w:val="left"/>
-      </w:pPr>
-      <w:r>
-        <w:rPr>
-          <w:rFonts w:ascii="Cascadia Mono" w:hAnsi="Cascadia Mono" w:cs="Cascadia Mono"/>
-          <w:b w:val="0"/>
-          <w:sz w:val="19"/>
-        </w:rPr>
-        <w:t xml:space="preserve">  // П. 4 ТЗ ЛР 10: якщо користувач збережено у SharedPreferences, дані</w:t>
-      </w:r>
-    </w:p>
-    <w:p>
-      <w:pPr>
-        <w:spacing w:line="190" w:lineRule="exact" w:after="0"/>
-        <w:jc w:val="left"/>
-      </w:pPr>
-      <w:r>
-        <w:rPr>
-          <w:rFonts w:ascii="Cascadia Mono" w:hAnsi="Cascadia Mono" w:cs="Cascadia Mono"/>
-          <w:b w:val="0"/>
-          <w:sz w:val="19"/>
-        </w:rPr>
-        <w:t xml:space="preserve">  // входу звіряються зі збереженими та сесія відновлюється.</w:t>
-      </w:r>
-    </w:p>
-    <w:p>
-      <w:pPr>
-        <w:spacing w:line="190" w:lineRule="exact" w:after="0"/>
-        <w:jc w:val="left"/>
-      </w:pPr>
-      <w:r>
-        <w:rPr>
-          <w:rFonts w:ascii="Cascadia Mono" w:hAnsi="Cascadia Mono" w:cs="Cascadia Mono"/>
-          <w:b w:val="0"/>
-          <w:sz w:val="19"/>
-        </w:rPr>
-        <w:t xml:space="preserve">  Future&lt;void&gt; _submitLogin() async {</w:t>
-      </w:r>
-    </w:p>
-    <w:p>
-      <w:pPr>
-        <w:spacing w:line="190" w:lineRule="exact" w:after="0"/>
-        <w:jc w:val="left"/>
-      </w:pPr>
-      <w:r>
-        <w:rPr>
-          <w:rFonts w:ascii="Cascadia Mono" w:hAnsi="Cascadia Mono" w:cs="Cascadia Mono"/>
-          <w:b w:val="0"/>
-          <w:sz w:val="19"/>
-        </w:rPr>
-        <w:t xml:space="preserve">    if (_formKey.currentState!.validate()) {</w:t>
-      </w:r>
-    </w:p>
-    <w:p>
-      <w:pPr>
-        <w:spacing w:line="190" w:lineRule="exact" w:after="0"/>
-        <w:jc w:val="left"/>
-      </w:pPr>
-      <w:r>
-        <w:rPr>
-          <w:rFonts w:ascii="Cascadia Mono" w:hAnsi="Cascadia Mono" w:cs="Cascadia Mono"/>
-          <w:b w:val="0"/>
-          <w:sz w:val="19"/>
-        </w:rPr>
-        <w:t xml:space="preserve">      final String email = _emailController.text.trim();</w:t>
-      </w:r>
-    </w:p>
-    <w:p>
-      <w:pPr>
-        <w:spacing w:line="190" w:lineRule="exact" w:after="0"/>
-        <w:jc w:val="left"/>
-      </w:pPr>
-      <w:r>
-        <w:rPr>
-          <w:rFonts w:ascii="Cascadia Mono" w:hAnsi="Cascadia Mono" w:cs="Cascadia Mono"/>
-          <w:b w:val="0"/>
-          <w:sz w:val="19"/>
-        </w:rPr>
-        <w:t xml:space="preserve">      final String password = _passwordController.text;</w:t>
-      </w:r>
-    </w:p>
-    <w:p>
-      <w:pPr>
-        <w:spacing w:line="190" w:lineRule="exact" w:after="0"/>
-        <w:jc w:val="left"/>
-      </w:pPr>
-    </w:p>
-    <w:p>
-      <w:pPr>
-        <w:spacing w:line="190" w:lineRule="exact" w:after="0"/>
-        <w:jc w:val="left"/>
-      </w:pPr>
-      <w:r>
-        <w:rPr>
-          <w:rFonts w:ascii="Cascadia Mono" w:hAnsi="Cascadia Mono" w:cs="Cascadia Mono"/>
-          <w:b w:val="0"/>
-          <w:sz w:val="19"/>
-        </w:rPr>
-        <w:t xml:space="preserve">      // Завантаження збереженого користувача з локального сховища</w:t>
-      </w:r>
-    </w:p>
-    <w:p>
-      <w:pPr>
-        <w:spacing w:line="190" w:lineRule="exact" w:after="0"/>
-        <w:jc w:val="left"/>
-      </w:pPr>
-      <w:r>
-        <w:rPr>
-          <w:rFonts w:ascii="Cascadia Mono" w:hAnsi="Cascadia Mono" w:cs="Cascadia Mono"/>
-          <w:b w:val="0"/>
-          <w:sz w:val="19"/>
-        </w:rPr>
-        <w:t xml:space="preserve">      final UserData? saved = await UserStorageService().loadUser();</w:t>
-      </w:r>
-    </w:p>
-    <w:p>
-      <w:pPr>
-        <w:spacing w:line="190" w:lineRule="exact" w:after="0"/>
-        <w:jc w:val="left"/>
-      </w:pPr>
-      <w:r>
-        <w:rPr>
-          <w:rFonts w:ascii="Cascadia Mono" w:hAnsi="Cascadia Mono" w:cs="Cascadia Mono"/>
-          <w:b w:val="0"/>
-          <w:sz w:val="19"/>
-        </w:rPr>
-        <w:t xml:space="preserve">      if (!mounted) return;</w:t>
-      </w:r>
-    </w:p>
-    <w:p>
-      <w:pPr>
-        <w:spacing w:line="190" w:lineRule="exact" w:after="0"/>
-        <w:jc w:val="left"/>
-      </w:pPr>
-    </w:p>
-    <w:p>
-      <w:pPr>
-        <w:spacing w:line="190" w:lineRule="exact" w:after="0"/>
-        <w:jc w:val="left"/>
-      </w:pPr>
-      <w:r>
-        <w:rPr>
-          <w:rFonts w:ascii="Cascadia Mono" w:hAnsi="Cascadia Mono" w:cs="Cascadia Mono"/>
-          <w:b w:val="0"/>
-          <w:sz w:val="19"/>
-        </w:rPr>
-        <w:t xml:space="preserve">      // Ім'я користувача: зі збережених даних або з локальної частини email</w:t>
-      </w:r>
-    </w:p>
-    <w:p>
-      <w:pPr>
-        <w:spacing w:line="190" w:lineRule="exact" w:after="0"/>
-        <w:jc w:val="left"/>
-      </w:pPr>
-      <w:r>
-        <w:rPr>
-          <w:rFonts w:ascii="Cascadia Mono" w:hAnsi="Cascadia Mono" w:cs="Cascadia Mono"/>
-          <w:b w:val="0"/>
-          <w:sz w:val="19"/>
-        </w:rPr>
-        <w:t xml:space="preserve">      String username;</w:t>
-      </w:r>
-    </w:p>
-    <w:p>
-      <w:pPr>
-        <w:spacing w:line="190" w:lineRule="exact" w:after="0"/>
-        <w:jc w:val="left"/>
-      </w:pPr>
-      <w:r>
-        <w:rPr>
-          <w:rFonts w:ascii="Cascadia Mono" w:hAnsi="Cascadia Mono" w:cs="Cascadia Mono"/>
-          <w:b w:val="0"/>
-          <w:sz w:val="19"/>
-        </w:rPr>
-        <w:t xml:space="preserve">      if (saved != null) {</w:t>
-      </w:r>
-    </w:p>
-    <w:p>
-      <w:pPr>
-        <w:spacing w:line="190" w:lineRule="exact" w:after="0"/>
-        <w:jc w:val="left"/>
-      </w:pPr>
-      <w:r>
-        <w:rPr>
-          <w:rFonts w:ascii="Cascadia Mono" w:hAnsi="Cascadia Mono" w:cs="Cascadia Mono"/>
-          <w:b w:val="0"/>
-          <w:sz w:val="19"/>
-        </w:rPr>
-        <w:t xml:space="preserve">        if (saved.email != email || saved.password != password) {</w:t>
-      </w:r>
-    </w:p>
-    <w:p>
-      <w:pPr>
-        <w:spacing w:line="190" w:lineRule="exact" w:after="0"/>
-        <w:jc w:val="left"/>
-      </w:pPr>
-      <w:r>
-        <w:rPr>
-          <w:rFonts w:ascii="Cascadia Mono" w:hAnsi="Cascadia Mono" w:cs="Cascadia Mono"/>
-          <w:b w:val="0"/>
-          <w:sz w:val="19"/>
-        </w:rPr>
-        <w:t xml:space="preserve">          _showError('Невірний email або пароль');</w:t>
-      </w:r>
-    </w:p>
-    <w:p>
-      <w:pPr>
-        <w:spacing w:line="190" w:lineRule="exact" w:after="0"/>
-        <w:jc w:val="left"/>
-      </w:pPr>
-      <w:r>
-        <w:rPr>
-          <w:rFonts w:ascii="Cascadia Mono" w:hAnsi="Cascadia Mono" w:cs="Cascadia Mono"/>
-          <w:b w:val="0"/>
-          <w:sz w:val="19"/>
-        </w:rPr>
-        <w:t xml:space="preserve">          return;</w:t>
-      </w:r>
-    </w:p>
-    <w:p>
-      <w:pPr>
-        <w:spacing w:line="190" w:lineRule="exact" w:after="0"/>
-        <w:jc w:val="left"/>
-      </w:pPr>
-      <w:r>
-        <w:rPr>
-          <w:rFonts w:ascii="Cascadia Mono" w:hAnsi="Cascadia Mono" w:cs="Cascadia Mono"/>
-          <w:b w:val="0"/>
-          <w:sz w:val="19"/>
-        </w:rPr>
-        <w:t xml:space="preserve">        }</w:t>
-      </w:r>
-    </w:p>
-    <w:p>
-      <w:pPr>
-        <w:spacing w:line="190" w:lineRule="exact" w:after="0"/>
-        <w:jc w:val="left"/>
-      </w:pPr>
-      <w:r>
-        <w:rPr>
-          <w:rFonts w:ascii="Cascadia Mono" w:hAnsi="Cascadia Mono" w:cs="Cascadia Mono"/>
-          <w:b w:val="0"/>
-          <w:sz w:val="19"/>
-        </w:rPr>
-        <w:t xml:space="preserve">        username = saved.name;</w:t>
-      </w:r>
-    </w:p>
-    <w:p>
-      <w:pPr>
-        <w:spacing w:line="190" w:lineRule="exact" w:after="0"/>
-        <w:jc w:val="left"/>
-      </w:pPr>
-      <w:r>
-        <w:rPr>
-          <w:rFonts w:ascii="Cascadia Mono" w:hAnsi="Cascadia Mono" w:cs="Cascadia Mono"/>
-          <w:b w:val="0"/>
-          <w:sz w:val="19"/>
-        </w:rPr>
-        <w:t xml:space="preserve">      } else {</w:t>
-      </w:r>
-    </w:p>
-    <w:p>
-      <w:pPr>
-        <w:spacing w:line="190" w:lineRule="exact" w:after="0"/>
-        <w:jc w:val="left"/>
-      </w:pPr>
-      <w:r>
-        <w:rPr>
-          <w:rFonts w:ascii="Cascadia Mono" w:hAnsi="Cascadia Mono" w:cs="Cascadia Mono"/>
-          <w:b w:val="0"/>
-          <w:sz w:val="19"/>
-        </w:rPr>
-        <w:t xml:space="preserve">        username = email.split('@').first;</w:t>
-      </w:r>
-    </w:p>
-    <w:p>
-      <w:pPr>
-        <w:spacing w:line="190" w:lineRule="exact" w:after="0"/>
-        <w:jc w:val="left"/>
-      </w:pPr>
-      <w:r>
-        <w:rPr>
-          <w:rFonts w:ascii="Cascadia Mono" w:hAnsi="Cascadia Mono" w:cs="Cascadia Mono"/>
-          <w:b w:val="0"/>
-          <w:sz w:val="19"/>
-        </w:rPr>
-        <w:t xml:space="preserve">      }</w:t>
-      </w:r>
-    </w:p>
-    <w:p>
-      <w:pPr>
-        <w:spacing w:line="190" w:lineRule="exact" w:after="0"/>
-        <w:jc w:val="left"/>
-      </w:pPr>
-    </w:p>
-    <w:p>
-      <w:pPr>
-        <w:spacing w:line="190" w:lineRule="exact" w:after="0"/>
-        <w:jc w:val="left"/>
-      </w:pPr>
-      <w:r>
-        <w:rPr>
-          <w:rFonts w:ascii="Cascadia Mono" w:hAnsi="Cascadia Mono" w:cs="Cascadia Mono"/>
-          <w:b w:val="0"/>
-          <w:sz w:val="19"/>
-        </w:rPr>
-        <w:t xml:space="preserve">      // Навігація на TaskManagerScreen із відновленими даними користувача</w:t>
-      </w:r>
-    </w:p>
-    <w:p>
-      <w:pPr>
-        <w:spacing w:line="190" w:lineRule="exact" w:after="0"/>
-        <w:jc w:val="left"/>
-      </w:pPr>
-      <w:r>
-        <w:rPr>
-          <w:rFonts w:ascii="Cascadia Mono" w:hAnsi="Cascadia Mono" w:cs="Cascadia Mono"/>
-          <w:b w:val="0"/>
-          <w:sz w:val="19"/>
-        </w:rPr>
-        <w:t xml:space="preserve">      Navigator.pushReplacement(</w:t>
-      </w:r>
-    </w:p>
-    <w:p>
-      <w:pPr>
-        <w:spacing w:line="190" w:lineRule="exact" w:after="0"/>
-        <w:jc w:val="left"/>
-      </w:pPr>
-      <w:r>
-        <w:rPr>
-          <w:rFonts w:ascii="Cascadia Mono" w:hAnsi="Cascadia Mono" w:cs="Cascadia Mono"/>
-          <w:b w:val="0"/>
-          <w:sz w:val="19"/>
-        </w:rPr>
-        <w:t xml:space="preserve">        context,</w:t>
-      </w:r>
-    </w:p>
-    <w:p>
-      <w:pPr>
-        <w:spacing w:line="190" w:lineRule="exact" w:after="0"/>
-        <w:jc w:val="left"/>
-      </w:pPr>
-      <w:r>
-        <w:rPr>
-          <w:rFonts w:ascii="Cascadia Mono" w:hAnsi="Cascadia Mono" w:cs="Cascadia Mono"/>
-          <w:b w:val="0"/>
-          <w:sz w:val="19"/>
-        </w:rPr>
-        <w:t xml:space="preserve">        MaterialPageRoute(</w:t>
-      </w:r>
-    </w:p>
-    <w:p>
-      <w:pPr>
-        <w:spacing w:line="190" w:lineRule="exact" w:after="0"/>
-        <w:jc w:val="left"/>
-      </w:pPr>
-      <w:r>
-        <w:rPr>
-          <w:rFonts w:ascii="Cascadia Mono" w:hAnsi="Cascadia Mono" w:cs="Cascadia Mono"/>
-          <w:b w:val="0"/>
-          <w:sz w:val="19"/>
-        </w:rPr>
-        <w:t xml:space="preserve">          builder: (context) =&gt; TaskManagerScreen(</w:t>
-      </w:r>
-    </w:p>
-    <w:p>
-      <w:pPr>
-        <w:spacing w:line="190" w:lineRule="exact" w:after="0"/>
-        <w:jc w:val="left"/>
-      </w:pPr>
-      <w:r>
-        <w:rPr>
-          <w:rFonts w:ascii="Cascadia Mono" w:hAnsi="Cascadia Mono" w:cs="Cascadia Mono"/>
-          <w:b w:val="0"/>
-          <w:sz w:val="19"/>
-        </w:rPr>
-        <w:t xml:space="preserve">            username: username,</w:t>
-      </w:r>
-    </w:p>
-    <w:p>
-      <w:pPr>
-        <w:spacing w:line="190" w:lineRule="exact" w:after="0"/>
-        <w:jc w:val="left"/>
-      </w:pPr>
-      <w:r>
-        <w:rPr>
-          <w:rFonts w:ascii="Cascadia Mono" w:hAnsi="Cascadia Mono" w:cs="Cascadia Mono"/>
-          <w:b w:val="0"/>
-          <w:sz w:val="19"/>
-        </w:rPr>
-        <w:t xml:space="preserve">            email: email,</w:t>
-      </w:r>
-    </w:p>
-    <w:p>
-      <w:pPr>
-        <w:spacing w:line="190" w:lineRule="exact" w:after="0"/>
-        <w:jc w:val="left"/>
-      </w:pPr>
-      <w:r>
-        <w:rPr>
-          <w:rFonts w:ascii="Cascadia Mono" w:hAnsi="Cascadia Mono" w:cs="Cascadia Mono"/>
-          <w:b w:val="0"/>
-          <w:sz w:val="19"/>
-        </w:rPr>
-        <w:t xml:space="preserve">            password: password,</w:t>
-      </w:r>
-    </w:p>
-    <w:p>
-      <w:pPr>
-        <w:spacing w:line="190" w:lineRule="exact" w:after="0"/>
-        <w:jc w:val="left"/>
-      </w:pPr>
-      <w:r>
-        <w:rPr>
-          <w:rFonts w:ascii="Cascadia Mono" w:hAnsi="Cascadia Mono" w:cs="Cascadia Mono"/>
-          <w:b w:val="0"/>
-          <w:sz w:val="19"/>
-        </w:rPr>
-        <w:t xml:space="preserve">            onToggleTheme: widget.onToggleTheme,</w:t>
-      </w:r>
-    </w:p>
-    <w:p>
-      <w:pPr>
-        <w:spacing w:line="190" w:lineRule="exact" w:after="0"/>
-        <w:jc w:val="left"/>
-      </w:pPr>
-      <w:r>
-        <w:rPr>
-          <w:rFonts w:ascii="Cascadia Mono" w:hAnsi="Cascadia Mono" w:cs="Cascadia Mono"/>
-          <w:b w:val="0"/>
-          <w:sz w:val="19"/>
-        </w:rPr>
-        <w:t xml:space="preserve">          ),</w:t>
-      </w:r>
-    </w:p>
-    <w:p>
-      <w:pPr>
-        <w:spacing w:line="190" w:lineRule="exact" w:after="0"/>
-        <w:jc w:val="left"/>
-      </w:pPr>
-      <w:r>
-        <w:rPr>
-          <w:rFonts w:ascii="Cascadia Mono" w:hAnsi="Cascadia Mono" w:cs="Cascadia Mono"/>
-          <w:b w:val="0"/>
-          <w:sz w:val="19"/>
-        </w:rPr>
-        <w:t xml:space="preserve">        ),</w:t>
-      </w:r>
-    </w:p>
-    <w:p>
-      <w:pPr>
-        <w:spacing w:line="190" w:lineRule="exact" w:after="0"/>
-        <w:jc w:val="left"/>
-      </w:pPr>
-      <w:r>
-        <w:rPr>
-          <w:rFonts w:ascii="Cascadia Mono" w:hAnsi="Cascadia Mono" w:cs="Cascadia Mono"/>
-          <w:b w:val="0"/>
-          <w:sz w:val="19"/>
-        </w:rPr>
-        <w:t xml:space="preserve">      );</w:t>
-      </w:r>
-    </w:p>
-    <w:p>
-      <w:pPr>
-        <w:spacing w:line="190" w:lineRule="exact" w:after="0"/>
-        <w:jc w:val="left"/>
-      </w:pPr>
-      <w:r>
-        <w:rPr>
-          <w:rFonts w:ascii="Cascadia Mono" w:hAnsi="Cascadia Mono" w:cs="Cascadia Mono"/>
-          <w:b w:val="0"/>
-          <w:sz w:val="19"/>
-        </w:rPr>
-        <w:t xml:space="preserve">    }</w:t>
-      </w:r>
-    </w:p>
-    <w:p>
-      <w:pPr>
-        <w:spacing w:line="190" w:lineRule="exact" w:after="0"/>
-        <w:jc w:val="left"/>
-      </w:pPr>
-      <w:r>
-        <w:rPr>
-          <w:rFonts w:ascii="Cascadia Mono" w:hAnsi="Cascadia Mono" w:cs="Cascadia Mono"/>
-          <w:b w:val="0"/>
-          <w:sz w:val="19"/>
-        </w:rPr>
-        <w:t xml:space="preserve">  }</w:t>
-      </w:r>
-    </w:p>
-    <w:p>
-      <w:pPr>
-        <w:spacing w:line="190" w:lineRule="exact" w:after="0"/>
-        <w:jc w:val="left"/>
-      </w:pPr>
-    </w:p>
-    <w:p>
-      <w:pPr>
-        <w:spacing w:line="190" w:lineRule="exact" w:after="0"/>
-        <w:jc w:val="left"/>
-      </w:pPr>
-      <w:r>
-        <w:rPr>
-          <w:rFonts w:ascii="Cascadia Mono" w:hAnsi="Cascadia Mono" w:cs="Cascadia Mono"/>
-          <w:b w:val="0"/>
-          <w:sz w:val="19"/>
-        </w:rPr>
-        <w:t>// === lib/screens/task_manager_screen.dart (фрагменти, п. 6-9 ТЗ) ===</w:t>
-      </w:r>
-    </w:p>
-    <w:p>
-      <w:pPr>
-        <w:spacing w:line="190" w:lineRule="exact" w:after="0"/>
-        <w:jc w:val="left"/>
-      </w:pPr>
-      <w:r>
-        <w:rPr>
-          <w:rFonts w:ascii="Cascadia Mono" w:hAnsi="Cascadia Mono" w:cs="Cascadia Mono"/>
-          <w:b w:val="0"/>
-          <w:sz w:val="19"/>
-        </w:rPr>
-        <w:t xml:space="preserve">  // 1. Зчитування даних із JSON-файлу та відновлення favorites ids</w:t>
-      </w:r>
-    </w:p>
-    <w:p>
-      <w:pPr>
-        <w:spacing w:line="190" w:lineRule="exact" w:after="0"/>
-        <w:jc w:val="left"/>
-      </w:pPr>
-      <w:r>
-        <w:rPr>
-          <w:rFonts w:ascii="Cascadia Mono" w:hAnsi="Cascadia Mono" w:cs="Cascadia Mono"/>
-          <w:b w:val="0"/>
-          <w:sz w:val="19"/>
-        </w:rPr>
-        <w:t xml:space="preserve">  //    із SharedPreferences (п. 8, 9 ТЗ ЛР 10)</w:t>
-      </w:r>
-    </w:p>
-    <w:p>
-      <w:pPr>
-        <w:spacing w:line="190" w:lineRule="exact" w:after="0"/>
-        <w:jc w:val="left"/>
-      </w:pPr>
-      <w:r>
-        <w:rPr>
-          <w:rFonts w:ascii="Cascadia Mono" w:hAnsi="Cascadia Mono" w:cs="Cascadia Mono"/>
-          <w:b w:val="0"/>
-          <w:sz w:val="19"/>
-        </w:rPr>
-        <w:t xml:space="preserve">  Future&lt;void&gt; _loadTasksFromJson() async {</w:t>
-      </w:r>
-    </w:p>
-    <w:p>
-      <w:pPr>
-        <w:spacing w:line="190" w:lineRule="exact" w:after="0"/>
-        <w:jc w:val="left"/>
-      </w:pPr>
-      <w:r>
-        <w:rPr>
-          <w:rFonts w:ascii="Cascadia Mono" w:hAnsi="Cascadia Mono" w:cs="Cascadia Mono"/>
-          <w:b w:val="0"/>
-          <w:sz w:val="19"/>
-        </w:rPr>
-        <w:t xml:space="preserve">    final loadedTasks = await _storageService.loadTasks();</w:t>
-      </w:r>
-    </w:p>
-    <w:p>
-      <w:pPr>
-        <w:spacing w:line="190" w:lineRule="exact" w:after="0"/>
-        <w:jc w:val="left"/>
-      </w:pPr>
-      <w:r>
-        <w:rPr>
-          <w:rFonts w:ascii="Cascadia Mono" w:hAnsi="Cascadia Mono" w:cs="Cascadia Mono"/>
-          <w:b w:val="0"/>
-          <w:sz w:val="19"/>
-        </w:rPr>
-        <w:t xml:space="preserve">    // Відновлення обраних елементів за збереженими id</w:t>
-      </w:r>
-    </w:p>
-    <w:p>
-      <w:pPr>
-        <w:spacing w:line="190" w:lineRule="exact" w:after="0"/>
-        <w:jc w:val="left"/>
-      </w:pPr>
-      <w:r>
-        <w:rPr>
-          <w:rFonts w:ascii="Cascadia Mono" w:hAnsi="Cascadia Mono" w:cs="Cascadia Mono"/>
-          <w:b w:val="0"/>
-          <w:sz w:val="19"/>
-        </w:rPr>
-        <w:t xml:space="preserve">    final savedIds = await _userStorage.loadFavoriteIds();</w:t>
-      </w:r>
-    </w:p>
-    <w:p>
-      <w:pPr>
-        <w:spacing w:line="190" w:lineRule="exact" w:after="0"/>
-        <w:jc w:val="left"/>
-      </w:pPr>
-      <w:r>
-        <w:rPr>
-          <w:rFonts w:ascii="Cascadia Mono" w:hAnsi="Cascadia Mono" w:cs="Cascadia Mono"/>
-          <w:b w:val="0"/>
-          <w:sz w:val="19"/>
-        </w:rPr>
-        <w:t xml:space="preserve">    for (final task in loadedTasks) {</w:t>
-      </w:r>
-    </w:p>
-    <w:p>
-      <w:pPr>
-        <w:spacing w:line="190" w:lineRule="exact" w:after="0"/>
-        <w:jc w:val="left"/>
-      </w:pPr>
-      <w:r>
-        <w:rPr>
-          <w:rFonts w:ascii="Cascadia Mono" w:hAnsi="Cascadia Mono" w:cs="Cascadia Mono"/>
-          <w:b w:val="0"/>
-          <w:sz w:val="19"/>
-        </w:rPr>
-        <w:t xml:space="preserve">      task.isFavorite = savedIds.contains(task.id.toString());</w:t>
-      </w:r>
-    </w:p>
-    <w:p>
-      <w:pPr>
-        <w:spacing w:line="190" w:lineRule="exact" w:after="0"/>
-        <w:jc w:val="left"/>
-      </w:pPr>
-      <w:r>
-        <w:rPr>
-          <w:rFonts w:ascii="Cascadia Mono" w:hAnsi="Cascadia Mono" w:cs="Cascadia Mono"/>
-          <w:b w:val="0"/>
-          <w:sz w:val="19"/>
-        </w:rPr>
-        <w:t xml:space="preserve">    }</w:t>
-      </w:r>
-    </w:p>
-    <w:p>
-      <w:pPr>
-        <w:spacing w:line="190" w:lineRule="exact" w:after="0"/>
-        <w:jc w:val="left"/>
-      </w:pPr>
-      <w:r>
-        <w:rPr>
-          <w:rFonts w:ascii="Cascadia Mono" w:hAnsi="Cascadia Mono" w:cs="Cascadia Mono"/>
-          <w:b w:val="0"/>
-          <w:sz w:val="19"/>
-        </w:rPr>
-        <w:t xml:space="preserve">    setState(() {</w:t>
-      </w:r>
-    </w:p>
-    <w:p>
-      <w:pPr>
-        <w:spacing w:line="190" w:lineRule="exact" w:after="0"/>
-        <w:jc w:val="left"/>
-      </w:pPr>
-      <w:r>
-        <w:rPr>
-          <w:rFonts w:ascii="Cascadia Mono" w:hAnsi="Cascadia Mono" w:cs="Cascadia Mono"/>
-          <w:b w:val="0"/>
-          <w:sz w:val="19"/>
-        </w:rPr>
-        <w:t xml:space="preserve">      _tasks = loadedTasks;</w:t>
-      </w:r>
-    </w:p>
-    <w:p>
-      <w:pPr>
-        <w:spacing w:line="190" w:lineRule="exact" w:after="0"/>
-        <w:jc w:val="left"/>
-      </w:pPr>
-      <w:r>
-        <w:rPr>
-          <w:rFonts w:ascii="Cascadia Mono" w:hAnsi="Cascadia Mono" w:cs="Cascadia Mono"/>
-          <w:b w:val="0"/>
-          <w:sz w:val="19"/>
-        </w:rPr>
-        <w:t xml:space="preserve">      _favoriteIds = savedIds;</w:t>
-      </w:r>
-    </w:p>
-    <w:p>
-      <w:pPr>
-        <w:spacing w:line="190" w:lineRule="exact" w:after="0"/>
-        <w:jc w:val="left"/>
-      </w:pPr>
-      <w:r>
-        <w:rPr>
-          <w:rFonts w:ascii="Cascadia Mono" w:hAnsi="Cascadia Mono" w:cs="Cascadia Mono"/>
-          <w:b w:val="0"/>
-          <w:sz w:val="19"/>
-        </w:rPr>
-        <w:t xml:space="preserve">      _isLoading = false;</w:t>
-      </w:r>
-    </w:p>
-    <w:p>
-      <w:pPr>
-        <w:spacing w:line="190" w:lineRule="exact" w:after="0"/>
-        <w:jc w:val="left"/>
-      </w:pPr>
-      <w:r>
-        <w:rPr>
-          <w:rFonts w:ascii="Cascadia Mono" w:hAnsi="Cascadia Mono" w:cs="Cascadia Mono"/>
-          <w:b w:val="0"/>
-          <w:sz w:val="19"/>
-        </w:rPr>
-        <w:t xml:space="preserve">    });</w:t>
-      </w:r>
-    </w:p>
-    <w:p>
-      <w:pPr>
-        <w:spacing w:line="190" w:lineRule="exact" w:after="0"/>
-        <w:jc w:val="left"/>
-      </w:pPr>
-      <w:r>
-        <w:rPr>
-          <w:rFonts w:ascii="Cascadia Mono" w:hAnsi="Cascadia Mono" w:cs="Cascadia Mono"/>
-          <w:b w:val="0"/>
-          <w:sz w:val="19"/>
-        </w:rPr>
-        <w:t xml:space="preserve">  }</w:t>
-      </w:r>
-    </w:p>
-    <w:p>
-      <w:pPr>
-        <w:spacing w:line="190" w:lineRule="exact" w:after="0"/>
-        <w:jc w:val="left"/>
-      </w:pPr>
-    </w:p>
-    <w:p>
-      <w:pPr>
-        <w:spacing w:line="190" w:lineRule="exact" w:after="0"/>
-        <w:jc w:val="left"/>
-      </w:pPr>
-      <w:r>
-        <w:rPr>
-          <w:rFonts w:ascii="Cascadia Mono" w:hAnsi="Cascadia Mono" w:cs="Cascadia Mono"/>
-          <w:b w:val="0"/>
-          <w:sz w:val="19"/>
-        </w:rPr>
-        <w:t xml:space="preserve">  // 3. Синхронізація favorites ids у SharedPreferences (п. 6, 7 ТЗ ЛР 10)</w:t>
-      </w:r>
-    </w:p>
-    <w:p>
-      <w:pPr>
-        <w:spacing w:line="190" w:lineRule="exact" w:after="0"/>
-        <w:jc w:val="left"/>
-      </w:pPr>
-      <w:r>
-        <w:rPr>
-          <w:rFonts w:ascii="Cascadia Mono" w:hAnsi="Cascadia Mono" w:cs="Cascadia Mono"/>
-          <w:b w:val="0"/>
-          <w:sz w:val="19"/>
-        </w:rPr>
-        <w:t xml:space="preserve">  //    — зберігається лише список ідентифікаторів обраних елементів</w:t>
-      </w:r>
-    </w:p>
-    <w:p>
-      <w:pPr>
-        <w:spacing w:line="190" w:lineRule="exact" w:after="0"/>
-        <w:jc w:val="left"/>
-      </w:pPr>
-      <w:r>
-        <w:rPr>
-          <w:rFonts w:ascii="Cascadia Mono" w:hAnsi="Cascadia Mono" w:cs="Cascadia Mono"/>
-          <w:b w:val="0"/>
-          <w:sz w:val="19"/>
-        </w:rPr>
-        <w:t xml:space="preserve">  Future&lt;void&gt; _persistFavoriteIds() async {</w:t>
-      </w:r>
-    </w:p>
-    <w:p>
-      <w:pPr>
-        <w:spacing w:line="190" w:lineRule="exact" w:after="0"/>
-        <w:jc w:val="left"/>
-      </w:pPr>
-      <w:r>
-        <w:rPr>
-          <w:rFonts w:ascii="Cascadia Mono" w:hAnsi="Cascadia Mono" w:cs="Cascadia Mono"/>
-          <w:b w:val="0"/>
-          <w:sz w:val="19"/>
-        </w:rPr>
-        <w:t xml:space="preserve">    final ids =</w:t>
-      </w:r>
-    </w:p>
-    <w:p>
-      <w:pPr>
-        <w:spacing w:line="190" w:lineRule="exact" w:after="0"/>
-        <w:jc w:val="left"/>
-      </w:pPr>
-      <w:r>
-        <w:rPr>
-          <w:rFonts w:ascii="Cascadia Mono" w:hAnsi="Cascadia Mono" w:cs="Cascadia Mono"/>
-          <w:b w:val="0"/>
-          <w:sz w:val="19"/>
-        </w:rPr>
-        <w:t xml:space="preserve">        _tasks.where((t) =&gt; t.isFavorite).map((t) =&gt; t.id.toString()).toList();</w:t>
-      </w:r>
-    </w:p>
-    <w:p>
-      <w:pPr>
-        <w:spacing w:line="190" w:lineRule="exact" w:after="0"/>
-        <w:jc w:val="left"/>
-      </w:pPr>
-      <w:r>
-        <w:rPr>
-          <w:rFonts w:ascii="Cascadia Mono" w:hAnsi="Cascadia Mono" w:cs="Cascadia Mono"/>
-          <w:b w:val="0"/>
-          <w:sz w:val="19"/>
-        </w:rPr>
-        <w:t xml:space="preserve">    _favoriteIds = ids;</w:t>
-      </w:r>
-    </w:p>
-    <w:p>
-      <w:pPr>
-        <w:spacing w:line="190" w:lineRule="exact" w:after="0"/>
-        <w:jc w:val="left"/>
-      </w:pPr>
-      <w:r>
-        <w:rPr>
-          <w:rFonts w:ascii="Cascadia Mono" w:hAnsi="Cascadia Mono" w:cs="Cascadia Mono"/>
-          <w:b w:val="0"/>
-          <w:sz w:val="19"/>
-        </w:rPr>
-        <w:t xml:space="preserve">    await _userStorage.saveFavoriteIds(ids);</w:t>
-      </w:r>
-    </w:p>
-    <w:p>
-      <w:pPr>
-        <w:spacing w:line="190" w:lineRule="exact" w:after="0"/>
-        <w:jc w:val="left"/>
-      </w:pPr>
-      <w:r>
-        <w:rPr>
-          <w:rFonts w:ascii="Cascadia Mono" w:hAnsi="Cascadia Mono" w:cs="Cascadia Mono"/>
-          <w:b w:val="0"/>
-          <w:sz w:val="19"/>
-        </w:rPr>
-        <w:t xml:space="preserve">  }</w:t>
-      </w:r>
-    </w:p>
-    <w:p>
-      <w:pPr>
-        <w:spacing w:line="190" w:lineRule="exact" w:after="0"/>
-        <w:jc w:val="left"/>
-      </w:pPr>
-    </w:p>
-    <w:p>
-      <w:pPr>
-        <w:spacing w:line="190" w:lineRule="exact" w:after="0"/>
-        <w:jc w:val="left"/>
-      </w:pPr>
-      <w:r>
-        <w:rPr>
-          <w:rFonts w:ascii="Cascadia Mono" w:hAnsi="Cascadia Mono" w:cs="Cascadia Mono"/>
-          <w:b w:val="0"/>
-          <w:sz w:val="19"/>
-        </w:rPr>
-        <w:t xml:space="preserve">  // 4. Додавання/видалення елемента зі списку обраного (п. 6 ТЗ)</w:t>
-      </w:r>
-    </w:p>
-    <w:p>
-      <w:pPr>
-        <w:spacing w:line="190" w:lineRule="exact" w:after="0"/>
-        <w:jc w:val="left"/>
-      </w:pPr>
-      <w:r>
-        <w:rPr>
-          <w:rFonts w:ascii="Cascadia Mono" w:hAnsi="Cascadia Mono" w:cs="Cascadia Mono"/>
-          <w:b w:val="0"/>
-          <w:sz w:val="19"/>
-        </w:rPr>
-        <w:t xml:space="preserve">  void _toggleFavorite(TaskModel task) {</w:t>
-      </w:r>
-    </w:p>
-    <w:p>
-      <w:pPr>
-        <w:spacing w:line="190" w:lineRule="exact" w:after="0"/>
-        <w:jc w:val="left"/>
-      </w:pPr>
-      <w:r>
-        <w:rPr>
-          <w:rFonts w:ascii="Cascadia Mono" w:hAnsi="Cascadia Mono" w:cs="Cascadia Mono"/>
-          <w:b w:val="0"/>
-          <w:sz w:val="19"/>
-        </w:rPr>
-        <w:t xml:space="preserve">    setState(() {</w:t>
-      </w:r>
-    </w:p>
-    <w:p>
-      <w:pPr>
-        <w:spacing w:line="190" w:lineRule="exact" w:after="0"/>
-        <w:jc w:val="left"/>
-      </w:pPr>
-      <w:r>
-        <w:rPr>
-          <w:rFonts w:ascii="Cascadia Mono" w:hAnsi="Cascadia Mono" w:cs="Cascadia Mono"/>
-          <w:b w:val="0"/>
-          <w:sz w:val="19"/>
-        </w:rPr>
-        <w:t xml:space="preserve">      task.isFavorite = !task.isFavorite;</w:t>
-      </w:r>
-    </w:p>
-    <w:p>
-      <w:pPr>
-        <w:spacing w:line="190" w:lineRule="exact" w:after="0"/>
-        <w:jc w:val="left"/>
-      </w:pPr>
-      <w:r>
-        <w:rPr>
-          <w:rFonts w:ascii="Cascadia Mono" w:hAnsi="Cascadia Mono" w:cs="Cascadia Mono"/>
-          <w:b w:val="0"/>
-          <w:sz w:val="19"/>
-        </w:rPr>
-        <w:t xml:space="preserve">    });</w:t>
-      </w:r>
-    </w:p>
-    <w:p>
-      <w:pPr>
-        <w:spacing w:line="190" w:lineRule="exact" w:after="0"/>
-        <w:jc w:val="left"/>
-      </w:pPr>
-      <w:r>
-        <w:rPr>
-          <w:rFonts w:ascii="Cascadia Mono" w:hAnsi="Cascadia Mono" w:cs="Cascadia Mono"/>
-          <w:b w:val="0"/>
-          <w:sz w:val="19"/>
-        </w:rPr>
-        <w:t xml:space="preserve">    _persistTasks();</w:t>
-      </w:r>
-    </w:p>
-    <w:p>
-      <w:pPr>
-        <w:spacing w:line="190" w:lineRule="exact" w:after="0"/>
-        <w:jc w:val="left"/>
-      </w:pPr>
-      <w:r>
-        <w:rPr>
-          <w:rFonts w:ascii="Cascadia Mono" w:hAnsi="Cascadia Mono" w:cs="Cascadia Mono"/>
-          <w:b w:val="0"/>
-          <w:sz w:val="19"/>
-        </w:rPr>
-        <w:t xml:space="preserve">    _persistFavoriteIds();</w:t>
-      </w:r>
-    </w:p>
-    <w:p>
-      <w:pPr>
-        <w:spacing w:line="190" w:lineRule="exact" w:after="0"/>
-        <w:jc w:val="left"/>
-      </w:pPr>
-      <w:r>
-        <w:rPr>
-          <w:rFonts w:ascii="Cascadia Mono" w:hAnsi="Cascadia Mono" w:cs="Cascadia Mono"/>
-          <w:b w:val="0"/>
-          <w:sz w:val="19"/>
-        </w:rPr>
-        <w:t xml:space="preserve">    _showSnackBar(</w:t>
-      </w:r>
-    </w:p>
-    <w:p>
-      <w:pPr>
-        <w:spacing w:line="190" w:lineRule="exact" w:after="0"/>
-        <w:jc w:val="left"/>
-      </w:pPr>
-      <w:r>
-        <w:rPr>
-          <w:rFonts w:ascii="Cascadia Mono" w:hAnsi="Cascadia Mono" w:cs="Cascadia Mono"/>
-          <w:b w:val="0"/>
-          <w:sz w:val="19"/>
-        </w:rPr>
-        <w:t xml:space="preserve">      task.isFavorite</w:t>
-      </w:r>
-    </w:p>
-    <w:p>
-      <w:pPr>
-        <w:spacing w:line="190" w:lineRule="exact" w:after="0"/>
-        <w:jc w:val="left"/>
-      </w:pPr>
-      <w:r>
-        <w:rPr>
-          <w:rFonts w:ascii="Cascadia Mono" w:hAnsi="Cascadia Mono" w:cs="Cascadia Mono"/>
-          <w:b w:val="0"/>
-          <w:sz w:val="19"/>
-        </w:rPr>
-        <w:t xml:space="preserve">          ? 'Додано до обраного ❤️ (id збережено в SharedPreferences)'</w:t>
-      </w:r>
-    </w:p>
-    <w:p>
-      <w:pPr>
-        <w:spacing w:line="190" w:lineRule="exact" w:after="0"/>
-        <w:jc w:val="left"/>
-      </w:pPr>
-      <w:r>
-        <w:rPr>
-          <w:rFonts w:ascii="Cascadia Mono" w:hAnsi="Cascadia Mono" w:cs="Cascadia Mono"/>
-          <w:b w:val="0"/>
-          <w:sz w:val="19"/>
-        </w:rPr>
-        <w:t xml:space="preserve">          : 'Видалено з обраного 🤍 (id видалено з SharedPreferences)',</w:t>
-      </w:r>
-    </w:p>
-    <w:p>
-      <w:pPr>
-        <w:spacing w:line="190" w:lineRule="exact" w:after="0"/>
-        <w:jc w:val="left"/>
-      </w:pPr>
-      <w:r>
-        <w:rPr>
-          <w:rFonts w:ascii="Cascadia Mono" w:hAnsi="Cascadia Mono" w:cs="Cascadia Mono"/>
-          <w:b w:val="0"/>
-          <w:sz w:val="19"/>
-        </w:rPr>
-        <w:t xml:space="preserve">    );</w:t>
-      </w:r>
-    </w:p>
-    <w:p>
-      <w:pPr>
-        <w:spacing w:line="190" w:lineRule="exact" w:after="0"/>
-        <w:jc w:val="left"/>
-      </w:pPr>
-      <w:r>
-        <w:rPr>
-          <w:rFonts w:ascii="Cascadia Mono" w:hAnsi="Cascadia Mono" w:cs="Cascadia Mono"/>
-          <w:b w:val="0"/>
-          <w:sz w:val="19"/>
-        </w:rPr>
-        <w:t xml:space="preserve">  }</w:t>
-      </w:r>
-    </w:p>
-    <w:p>
-      <w:pPr>
-        <w:spacing w:line="190" w:lineRule="exact" w:after="0"/>
-        <w:jc w:val="left"/>
-      </w:pPr>
-    </w:p>
-    <w:p>
-      <w:pPr>
-        <w:spacing w:line="190" w:lineRule="exact" w:after="0"/>
-        <w:jc w:val="left"/>
-      </w:pPr>
-      <w:r>
-        <w:rPr>
-          <w:rFonts w:ascii="Cascadia Mono" w:hAnsi="Cascadia Mono" w:cs="Cascadia Mono"/>
-          <w:b w:val="0"/>
-          <w:sz w:val="19"/>
-        </w:rPr>
-        <w:t xml:space="preserve">  // Фільтр «Обрані» (п. 9 ТЗ ЛР 10): лише ті елементи,</w:t>
-      </w:r>
-    </w:p>
-    <w:p>
-      <w:pPr>
-        <w:spacing w:line="190" w:lineRule="exact" w:after="0"/>
-        <w:jc w:val="left"/>
-      </w:pPr>
-      <w:r>
-        <w:rPr>
-          <w:rFonts w:ascii="Cascadia Mono" w:hAnsi="Cascadia Mono" w:cs="Cascadia Mono"/>
-          <w:b w:val="0"/>
-          <w:sz w:val="19"/>
-        </w:rPr>
-        <w:t xml:space="preserve">  // id яких містяться у списку збережених</w:t>
-      </w:r>
-    </w:p>
-    <w:p>
-      <w:pPr>
-        <w:spacing w:line="190" w:lineRule="exact" w:after="0"/>
-        <w:jc w:val="left"/>
-      </w:pPr>
-      <w:r>
-        <w:rPr>
-          <w:rFonts w:ascii="Cascadia Mono" w:hAnsi="Cascadia Mono" w:cs="Cascadia Mono"/>
-          <w:b w:val="0"/>
-          <w:sz w:val="19"/>
-        </w:rPr>
-        <w:t xml:space="preserve">  List&lt;TaskModel&gt; get _filteredTasks {</w:t>
-      </w:r>
-    </w:p>
-    <w:p>
-      <w:pPr>
-        <w:spacing w:line="190" w:lineRule="exact" w:after="0"/>
-        <w:jc w:val="left"/>
-      </w:pPr>
-      <w:r>
-        <w:rPr>
-          <w:rFonts w:ascii="Cascadia Mono" w:hAnsi="Cascadia Mono" w:cs="Cascadia Mono"/>
-          <w:b w:val="0"/>
-          <w:sz w:val="19"/>
-        </w:rPr>
-        <w:t xml:space="preserve">    switch (_currentFilter) {</w:t>
-      </w:r>
-    </w:p>
-    <w:p>
-      <w:pPr>
-        <w:spacing w:line="190" w:lineRule="exact" w:after="0"/>
-        <w:jc w:val="left"/>
-      </w:pPr>
-      <w:r>
-        <w:rPr>
-          <w:rFonts w:ascii="Cascadia Mono" w:hAnsi="Cascadia Mono" w:cs="Cascadia Mono"/>
-          <w:b w:val="0"/>
-          <w:sz w:val="19"/>
-        </w:rPr>
-        <w:t xml:space="preserve">      case TaskFilter.favorites:</w:t>
-      </w:r>
-    </w:p>
-    <w:p>
-      <w:pPr>
-        <w:spacing w:line="190" w:lineRule="exact" w:after="0"/>
-        <w:jc w:val="left"/>
-      </w:pPr>
-      <w:r>
-        <w:rPr>
-          <w:rFonts w:ascii="Cascadia Mono" w:hAnsi="Cascadia Mono" w:cs="Cascadia Mono"/>
-          <w:b w:val="0"/>
-          <w:sz w:val="19"/>
-        </w:rPr>
-        <w:t xml:space="preserve">        return _tasks</w:t>
-      </w:r>
-    </w:p>
-    <w:p>
-      <w:pPr>
-        <w:spacing w:line="190" w:lineRule="exact" w:after="0"/>
-        <w:jc w:val="left"/>
-      </w:pPr>
-      <w:r>
-        <w:rPr>
-          <w:rFonts w:ascii="Cascadia Mono" w:hAnsi="Cascadia Mono" w:cs="Cascadia Mono"/>
-          <w:b w:val="0"/>
-          <w:sz w:val="19"/>
-        </w:rPr>
-        <w:t xml:space="preserve">            .where((t) =&gt; _favoriteIds.contains(t.id.toString()))</w:t>
-      </w:r>
-    </w:p>
-    <w:p>
-      <w:pPr>
-        <w:spacing w:line="190" w:lineRule="exact" w:after="0"/>
-        <w:jc w:val="left"/>
-      </w:pPr>
-      <w:r>
-        <w:rPr>
-          <w:rFonts w:ascii="Cascadia Mono" w:hAnsi="Cascadia Mono" w:cs="Cascadia Mono"/>
-          <w:b w:val="0"/>
-          <w:sz w:val="19"/>
-        </w:rPr>
-        <w:t xml:space="preserve">            .toList();</w:t>
-      </w:r>
-    </w:p>
-    <w:p>
-      <w:pPr>
-        <w:spacing w:line="190" w:lineRule="exact" w:after="0"/>
-        <w:jc w:val="left"/>
-      </w:pPr>
-      <w:r>
-        <w:rPr>
-          <w:rFonts w:ascii="Cascadia Mono" w:hAnsi="Cascadia Mono" w:cs="Cascadia Mono"/>
-          <w:b w:val="0"/>
-          <w:sz w:val="19"/>
-        </w:rPr>
-        <w:t xml:space="preserve">      case TaskFilter.all:</w:t>
-      </w:r>
-    </w:p>
-    <w:p>
-      <w:pPr>
-        <w:spacing w:line="190" w:lineRule="exact" w:after="0"/>
-        <w:jc w:val="left"/>
-      </w:pPr>
-      <w:r>
-        <w:rPr>
-          <w:rFonts w:ascii="Cascadia Mono" w:hAnsi="Cascadia Mono" w:cs="Cascadia Mono"/>
-          <w:b w:val="0"/>
-          <w:sz w:val="19"/>
-        </w:rPr>
-        <w:t xml:space="preserve">      default:</w:t>
-      </w:r>
-    </w:p>
-    <w:p>
-      <w:pPr>
-        <w:spacing w:line="190" w:lineRule="exact" w:after="0"/>
-        <w:jc w:val="left"/>
-      </w:pPr>
-      <w:r>
-        <w:rPr>
-          <w:rFonts w:ascii="Cascadia Mono" w:hAnsi="Cascadia Mono" w:cs="Cascadia Mono"/>
-          <w:b w:val="0"/>
-          <w:sz w:val="19"/>
-        </w:rPr>
-        <w:t xml:space="preserve">        return _tasks;</w:t>
-      </w:r>
-    </w:p>
-    <w:p>
-      <w:pPr>
-        <w:spacing w:line="190" w:lineRule="exact" w:after="0"/>
-        <w:jc w:val="left"/>
-      </w:pPr>
-      <w:r>
-        <w:rPr>
-          <w:rFonts w:ascii="Cascadia Mono" w:hAnsi="Cascadia Mono" w:cs="Cascadia Mono"/>
-          <w:b w:val="0"/>
-          <w:sz w:val="19"/>
-        </w:rPr>
-        <w:t xml:space="preserve">    }</w:t>
-      </w:r>
-    </w:p>
-    <w:p>
-      <w:pPr>
-        <w:spacing w:line="190" w:lineRule="exact" w:after="0"/>
-        <w:jc w:val="left"/>
-      </w:pPr>
-      <w:r>
-        <w:rPr>
-          <w:rFonts w:ascii="Cascadia Mono" w:hAnsi="Cascadia Mono" w:cs="Cascadia Mono"/>
-          <w:b w:val="0"/>
-          <w:sz w:val="19"/>
-        </w:rPr>
-        <w:t xml:space="preserve">  }</w:t>
-      </w:r>
-    </w:p>
-    <w:p>
-      <w:pPr>
-        <w:spacing w:line="190" w:lineRule="exact" w:after="0"/>
-        <w:jc w:val="left"/>
-      </w:pPr>
-    </w:p>
-    <w:p>
-      <w:pPr>
-        <w:spacing w:line="190" w:lineRule="exact" w:after="0"/>
-        <w:jc w:val="left"/>
-      </w:pPr>
-      <w:r>
-        <w:rPr>
-          <w:rFonts w:ascii="Cascadia Mono" w:hAnsi="Cascadia Mono" w:cs="Cascadia Mono"/>
-          <w:b w:val="0"/>
-          <w:sz w:val="19"/>
-        </w:rPr>
         <w:t>// === lib/screens/profile_screen.dart (фрагмент, п. 5 ТЗ) ===</w:t>
       </w:r>
-    </w:p>
-    <w:p>
-      <w:pPr>
-        <w:spacing w:line="190" w:lineRule="exact" w:after="0"/>
-        <w:jc w:val="left"/>
-      </w:pPr>
-      <w:r>
-        <w:rPr>
-          <w:rFonts w:ascii="Cascadia Mono" w:hAnsi="Cascadia Mono" w:cs="Cascadia Mono"/>
-          <w:b w:val="0"/>
-          <w:sz w:val="19"/>
-        </w:rPr>
-        <w:t xml:space="preserve">  /// Картка з даними користувача, збереженими у SharedPreferences (п. 4, 5 ТЗ ЛР 10)</w:t>
-      </w:r>
-    </w:p>
-    <w:p>
-      <w:pPr>
-        <w:spacing w:line="190" w:lineRule="exact" w:after="0"/>
-        <w:jc w:val="left"/>
-      </w:pPr>
-      <w:r>
-        <w:rPr>
-          <w:rFonts w:ascii="Cascadia Mono" w:hAnsi="Cascadia Mono" w:cs="Cascadia Mono"/>
-          <w:b w:val="0"/>
-          <w:sz w:val="19"/>
-        </w:rPr>
-        <w:t xml:space="preserve">  Widget _buildSavedDataCard(BuildContext context, bool isDark) {</w:t>
-      </w:r>
-    </w:p>
-    <w:p>
-      <w:pPr>
-        <w:spacing w:line="190" w:lineRule="exact" w:after="0"/>
-        <w:jc w:val="left"/>
-      </w:pPr>
-      <w:r>
-        <w:rPr>
-          <w:rFonts w:ascii="Cascadia Mono" w:hAnsi="Cascadia Mono" w:cs="Cascadia Mono"/>
-          <w:b w:val="0"/>
-          <w:sz w:val="19"/>
-        </w:rPr>
-        <w:t xml:space="preserve">    final bool hasSaved = _savedUser != null;</w:t>
-      </w:r>
-    </w:p>
-    <w:p>
-      <w:pPr>
-        <w:spacing w:line="190" w:lineRule="exact" w:after="0"/>
-        <w:jc w:val="left"/>
-      </w:pPr>
-      <w:r>
-        <w:rPr>
-          <w:rFonts w:ascii="Cascadia Mono" w:hAnsi="Cascadia Mono" w:cs="Cascadia Mono"/>
-          <w:b w:val="0"/>
-          <w:sz w:val="19"/>
-        </w:rPr>
-        <w:t xml:space="preserve">    return Material(</w:t>
-      </w:r>
-    </w:p>
-    <w:p>
-      <w:pPr>
-        <w:spacing w:line="190" w:lineRule="exact" w:after="0"/>
-        <w:jc w:val="left"/>
-      </w:pPr>
-      <w:r>
-        <w:rPr>
-          <w:rFonts w:ascii="Cascadia Mono" w:hAnsi="Cascadia Mono" w:cs="Cascadia Mono"/>
-          <w:b w:val="0"/>
-          <w:sz w:val="19"/>
-        </w:rPr>
-        <w:t xml:space="preserve">      color: AppColors.card(isDark),</w:t>
-      </w:r>
-    </w:p>
-    <w:p>
-      <w:pPr>
-        <w:spacing w:line="190" w:lineRule="exact" w:after="0"/>
-        <w:jc w:val="left"/>
-      </w:pPr>
-      <w:r>
-        <w:rPr>
-          <w:rFonts w:ascii="Cascadia Mono" w:hAnsi="Cascadia Mono" w:cs="Cascadia Mono"/>
-          <w:b w:val="0"/>
-          <w:sz w:val="19"/>
-        </w:rPr>
-        <w:t xml:space="preserve">      shape: RoundedRectangleBorder(</w:t>
-      </w:r>
-    </w:p>
-    <w:p>
-      <w:pPr>
-        <w:spacing w:line="190" w:lineRule="exact" w:after="0"/>
-        <w:jc w:val="left"/>
-      </w:pPr>
-      <w:r>
-        <w:rPr>
-          <w:rFonts w:ascii="Cascadia Mono" w:hAnsi="Cascadia Mono" w:cs="Cascadia Mono"/>
-          <w:b w:val="0"/>
-          <w:sz w:val="19"/>
-        </w:rPr>
-        <w:t xml:space="preserve">        borderRadius: BorderRadius.circular(14),</w:t>
-      </w:r>
-    </w:p>
-    <w:p>
-      <w:pPr>
-        <w:spacing w:line="190" w:lineRule="exact" w:after="0"/>
-        <w:jc w:val="left"/>
-      </w:pPr>
-      <w:r>
-        <w:rPr>
-          <w:rFonts w:ascii="Cascadia Mono" w:hAnsi="Cascadia Mono" w:cs="Cascadia Mono"/>
-          <w:b w:val="0"/>
-          <w:sz w:val="19"/>
-        </w:rPr>
-        <w:t xml:space="preserve">        side: BorderSide(color: AppColors.divider(isDark)),</w:t>
-      </w:r>
-    </w:p>
-    <w:p>
-      <w:pPr>
-        <w:spacing w:line="190" w:lineRule="exact" w:after="0"/>
-        <w:jc w:val="left"/>
-      </w:pPr>
-      <w:r>
-        <w:rPr>
-          <w:rFonts w:ascii="Cascadia Mono" w:hAnsi="Cascadia Mono" w:cs="Cascadia Mono"/>
-          <w:b w:val="0"/>
-          <w:sz w:val="19"/>
-        </w:rPr>
-        <w:t xml:space="preserve">      ),</w:t>
-      </w:r>
-    </w:p>
-    <w:p>
-      <w:pPr>
-        <w:spacing w:line="190" w:lineRule="exact" w:after="0"/>
-        <w:jc w:val="left"/>
-      </w:pPr>
-      <w:r>
-        <w:rPr>
-          <w:rFonts w:ascii="Cascadia Mono" w:hAnsi="Cascadia Mono" w:cs="Cascadia Mono"/>
-          <w:b w:val="0"/>
-          <w:sz w:val="19"/>
-        </w:rPr>
-        <w:t xml:space="preserve">      child: Column(</w:t>
-      </w:r>
-    </w:p>
-    <w:p>
-      <w:pPr>
-        <w:spacing w:line="190" w:lineRule="exact" w:after="0"/>
-        <w:jc w:val="left"/>
-      </w:pPr>
-      <w:r>
-        <w:rPr>
-          <w:rFonts w:ascii="Cascadia Mono" w:hAnsi="Cascadia Mono" w:cs="Cascadia Mono"/>
-          <w:b w:val="0"/>
-          <w:sz w:val="19"/>
-        </w:rPr>
-        <w:t xml:space="preserve">        crossAxisAlignment: CrossAxisAlignment.stretch,</w:t>
-      </w:r>
-    </w:p>
-    <w:p>
-      <w:pPr>
-        <w:spacing w:line="190" w:lineRule="exact" w:after="0"/>
-        <w:jc w:val="left"/>
-      </w:pPr>
-      <w:r>
-        <w:rPr>
-          <w:rFonts w:ascii="Cascadia Mono" w:hAnsi="Cascadia Mono" w:cs="Cascadia Mono"/>
-          <w:b w:val="0"/>
-          <w:sz w:val="19"/>
-        </w:rPr>
-        <w:t xml:space="preserve">        children: [</w:t>
-      </w:r>
-    </w:p>
-    <w:p>
-      <w:pPr>
-        <w:spacing w:line="190" w:lineRule="exact" w:after="0"/>
-        <w:jc w:val="left"/>
-      </w:pPr>
-      <w:r>
-        <w:rPr>
-          <w:rFonts w:ascii="Cascadia Mono" w:hAnsi="Cascadia Mono" w:cs="Cascadia Mono"/>
-          <w:b w:val="0"/>
-          <w:sz w:val="19"/>
-        </w:rPr>
-        <w:t xml:space="preserve">          // Заголовок картки</w:t>
-      </w:r>
-    </w:p>
-    <w:p>
-      <w:pPr>
-        <w:spacing w:line="190" w:lineRule="exact" w:after="0"/>
-        <w:jc w:val="left"/>
-      </w:pPr>
-      <w:r>
-        <w:rPr>
-          <w:rFonts w:ascii="Cascadia Mono" w:hAnsi="Cascadia Mono" w:cs="Cascadia Mono"/>
-          <w:b w:val="0"/>
-          <w:sz w:val="19"/>
-        </w:rPr>
-        <w:t xml:space="preserve">          Padding(</w:t>
-      </w:r>
-    </w:p>
-    <w:p>
-      <w:pPr>
-        <w:spacing w:line="190" w:lineRule="exact" w:after="0"/>
-        <w:jc w:val="left"/>
-      </w:pPr>
-      <w:r>
-        <w:rPr>
-          <w:rFonts w:ascii="Cascadia Mono" w:hAnsi="Cascadia Mono" w:cs="Cascadia Mono"/>
-          <w:b w:val="0"/>
-          <w:sz w:val="19"/>
-        </w:rPr>
-        <w:t xml:space="preserve">            padding: const EdgeInsets.fromLTRB(16, 14, 16, 4),</w:t>
-      </w:r>
-    </w:p>
-    <w:p>
-      <w:pPr>
-        <w:spacing w:line="190" w:lineRule="exact" w:after="0"/>
-        <w:jc w:val="left"/>
-      </w:pPr>
-      <w:r>
-        <w:rPr>
-          <w:rFonts w:ascii="Cascadia Mono" w:hAnsi="Cascadia Mono" w:cs="Cascadia Mono"/>
-          <w:b w:val="0"/>
-          <w:sz w:val="19"/>
-        </w:rPr>
-        <w:t xml:space="preserve">            child: Row(</w:t>
-      </w:r>
-    </w:p>
-    <w:p>
-      <w:pPr>
-        <w:spacing w:line="190" w:lineRule="exact" w:after="0"/>
-        <w:jc w:val="left"/>
-      </w:pPr>
-      <w:r>
-        <w:rPr>
-          <w:rFonts w:ascii="Cascadia Mono" w:hAnsi="Cascadia Mono" w:cs="Cascadia Mono"/>
-          <w:b w:val="0"/>
-          <w:sz w:val="19"/>
-        </w:rPr>
-        <w:t xml:space="preserve">              children: [</w:t>
-      </w:r>
-    </w:p>
-    <w:p>
-      <w:pPr>
-        <w:spacing w:line="190" w:lineRule="exact" w:after="0"/>
-        <w:jc w:val="left"/>
-      </w:pPr>
-      <w:r>
-        <w:rPr>
-          <w:rFonts w:ascii="Cascadia Mono" w:hAnsi="Cascadia Mono" w:cs="Cascadia Mono"/>
-          <w:b w:val="0"/>
-          <w:sz w:val="19"/>
-        </w:rPr>
-        <w:t xml:space="preserve">                Icon(</w:t>
-      </w:r>
-    </w:p>
-    <w:p>
-      <w:pPr>
-        <w:spacing w:line="190" w:lineRule="exact" w:after="0"/>
-        <w:jc w:val="left"/>
-      </w:pPr>
-      <w:r>
-        <w:rPr>
-          <w:rFonts w:ascii="Cascadia Mono" w:hAnsi="Cascadia Mono" w:cs="Cascadia Mono"/>
-          <w:b w:val="0"/>
-          <w:sz w:val="19"/>
-        </w:rPr>
-        <w:t xml:space="preserve">                  Icons.save_alt_outlined,</w:t>
-      </w:r>
-    </w:p>
-    <w:p>
-      <w:pPr>
-        <w:spacing w:line="190" w:lineRule="exact" w:after="0"/>
-        <w:jc w:val="left"/>
-      </w:pPr>
-      <w:r>
-        <w:rPr>
-          <w:rFonts w:ascii="Cascadia Mono" w:hAnsi="Cascadia Mono" w:cs="Cascadia Mono"/>
-          <w:b w:val="0"/>
-          <w:sz w:val="19"/>
-        </w:rPr>
-        <w:t xml:space="preserve">                  size: 20,</w:t>
-      </w:r>
-    </w:p>
-    <w:p>
-      <w:pPr>
-        <w:spacing w:line="190" w:lineRule="exact" w:after="0"/>
-        <w:jc w:val="left"/>
-      </w:pPr>
-      <w:r>
-        <w:rPr>
-          <w:rFonts w:ascii="Cascadia Mono" w:hAnsi="Cascadia Mono" w:cs="Cascadia Mono"/>
-          <w:b w:val="0"/>
-          <w:sz w:val="19"/>
-        </w:rPr>
-        <w:t xml:space="preserve">                  color: AppColors.secondary,</w:t>
-      </w:r>
-    </w:p>
-    <w:p>
-      <w:pPr>
-        <w:spacing w:line="190" w:lineRule="exact" w:after="0"/>
-        <w:jc w:val="left"/>
-      </w:pPr>
-      <w:r>
-        <w:rPr>
-          <w:rFonts w:ascii="Cascadia Mono" w:hAnsi="Cascadia Mono" w:cs="Cascadia Mono"/>
-          <w:b w:val="0"/>
-          <w:sz w:val="19"/>
-        </w:rPr>
-        <w:t xml:space="preserve">                ),</w:t>
-      </w:r>
-    </w:p>
-    <w:p>
-      <w:pPr>
-        <w:spacing w:line="190" w:lineRule="exact" w:after="0"/>
-        <w:jc w:val="left"/>
-      </w:pPr>
-      <w:r>
-        <w:rPr>
-          <w:rFonts w:ascii="Cascadia Mono" w:hAnsi="Cascadia Mono" w:cs="Cascadia Mono"/>
-          <w:b w:val="0"/>
-          <w:sz w:val="19"/>
-        </w:rPr>
-        <w:t xml:space="preserve">                const SizedBox(width: 8),</w:t>
-      </w:r>
-    </w:p>
-    <w:p>
-      <w:pPr>
-        <w:spacing w:line="190" w:lineRule="exact" w:after="0"/>
-        <w:jc w:val="left"/>
-      </w:pPr>
-      <w:r>
-        <w:rPr>
-          <w:rFonts w:ascii="Cascadia Mono" w:hAnsi="Cascadia Mono" w:cs="Cascadia Mono"/>
-          <w:b w:val="0"/>
-          <w:sz w:val="19"/>
-        </w:rPr>
-        <w:t xml:space="preserve">                Expanded(</w:t>
-      </w:r>
-    </w:p>
-    <w:p>
-      <w:pPr>
-        <w:spacing w:line="190" w:lineRule="exact" w:after="0"/>
-        <w:jc w:val="left"/>
-      </w:pPr>
-      <w:r>
-        <w:rPr>
-          <w:rFonts w:ascii="Cascadia Mono" w:hAnsi="Cascadia Mono" w:cs="Cascadia Mono"/>
-          <w:b w:val="0"/>
-          <w:sz w:val="19"/>
-        </w:rPr>
-        <w:t xml:space="preserve">                  child: Text(</w:t>
-      </w:r>
-    </w:p>
-    <w:p>
-      <w:pPr>
-        <w:spacing w:line="190" w:lineRule="exact" w:after="0"/>
-        <w:jc w:val="left"/>
-      </w:pPr>
-      <w:r>
-        <w:rPr>
-          <w:rFonts w:ascii="Cascadia Mono" w:hAnsi="Cascadia Mono" w:cs="Cascadia Mono"/>
-          <w:b w:val="0"/>
-          <w:sz w:val="19"/>
-        </w:rPr>
-        <w:t xml:space="preserve">                    'Дані зі сховища (SharedPreferences)',</w:t>
-      </w:r>
-    </w:p>
-    <w:p>
-      <w:pPr>
-        <w:spacing w:line="190" w:lineRule="exact" w:after="0"/>
-        <w:jc w:val="left"/>
-      </w:pPr>
-      <w:r>
-        <w:rPr>
-          <w:rFonts w:ascii="Cascadia Mono" w:hAnsi="Cascadia Mono" w:cs="Cascadia Mono"/>
-          <w:b w:val="0"/>
-          <w:sz w:val="19"/>
-        </w:rPr>
-        <w:t xml:space="preserve">                    style: TextStyle(</w:t>
-      </w:r>
-    </w:p>
-    <w:p>
-      <w:pPr>
-        <w:spacing w:line="190" w:lineRule="exact" w:after="0"/>
-        <w:jc w:val="left"/>
-      </w:pPr>
-      <w:r>
-        <w:rPr>
-          <w:rFonts w:ascii="Cascadia Mono" w:hAnsi="Cascadia Mono" w:cs="Cascadia Mono"/>
-          <w:b w:val="0"/>
-          <w:sz w:val="19"/>
-        </w:rPr>
-        <w:t xml:space="preserve">                      fontWeight: FontWeight.w600,</w:t>
-      </w:r>
-    </w:p>
-    <w:p>
-      <w:pPr>
-        <w:spacing w:line="190" w:lineRule="exact" w:after="0"/>
-        <w:jc w:val="left"/>
-      </w:pPr>
-      <w:r>
-        <w:rPr>
-          <w:rFonts w:ascii="Cascadia Mono" w:hAnsi="Cascadia Mono" w:cs="Cascadia Mono"/>
-          <w:b w:val="0"/>
-          <w:sz w:val="19"/>
-        </w:rPr>
-        <w:t xml:space="preserve">                      fontSize: 14,</w:t>
-      </w:r>
-    </w:p>
-    <w:p>
-      <w:pPr>
-        <w:spacing w:line="190" w:lineRule="exact" w:after="0"/>
-        <w:jc w:val="left"/>
-      </w:pPr>
-      <w:r>
-        <w:rPr>
-          <w:rFonts w:ascii="Cascadia Mono" w:hAnsi="Cascadia Mono" w:cs="Cascadia Mono"/>
-          <w:b w:val="0"/>
-          <w:sz w:val="19"/>
-        </w:rPr>
-        <w:t xml:space="preserve">                      color: isDark ? AppColors.textDark : AppColors.textLight,</w:t>
-      </w:r>
-    </w:p>
-    <w:p>
-      <w:pPr>
-        <w:spacing w:line="190" w:lineRule="exact" w:after="0"/>
-        <w:jc w:val="left"/>
-      </w:pPr>
-      <w:r>
-        <w:rPr>
-          <w:rFonts w:ascii="Cascadia Mono" w:hAnsi="Cascadia Mono" w:cs="Cascadia Mono"/>
-          <w:b w:val="0"/>
-          <w:sz w:val="19"/>
-        </w:rPr>
-        <w:t xml:space="preserve">                    ),</w:t>
-      </w:r>
-    </w:p>
-    <w:p>
-      <w:pPr>
-        <w:spacing w:line="190" w:lineRule="exact" w:after="0"/>
-        <w:jc w:val="left"/>
-      </w:pPr>
-      <w:r>
-        <w:rPr>
-          <w:rFonts w:ascii="Cascadia Mono" w:hAnsi="Cascadia Mono" w:cs="Cascadia Mono"/>
-          <w:b w:val="0"/>
-          <w:sz w:val="19"/>
-        </w:rPr>
-        <w:t xml:space="preserve">                  ),</w:t>
-      </w:r>
-    </w:p>
-    <w:p>
-      <w:pPr>
-        <w:spacing w:line="190" w:lineRule="exact" w:after="0"/>
-        <w:jc w:val="left"/>
-      </w:pPr>
-      <w:r>
-        <w:rPr>
-          <w:rFonts w:ascii="Cascadia Mono" w:hAnsi="Cascadia Mono" w:cs="Cascadia Mono"/>
-          <w:b w:val="0"/>
-          <w:sz w:val="19"/>
-        </w:rPr>
-        <w:t xml:space="preserve">                ),</w:t>
-      </w:r>
-    </w:p>
-    <w:p>
-      <w:pPr>
-        <w:spacing w:line="190" w:lineRule="exact" w:after="0"/>
-        <w:jc w:val="left"/>
-      </w:pPr>
-      <w:r>
-        <w:rPr>
-          <w:rFonts w:ascii="Cascadia Mono" w:hAnsi="Cascadia Mono" w:cs="Cascadia Mono"/>
-          <w:b w:val="0"/>
-          <w:sz w:val="19"/>
-        </w:rPr>
-        <w:t xml:space="preserve">              ],</w:t>
-      </w:r>
-    </w:p>
-    <w:p>
-      <w:pPr>
-        <w:spacing w:line="190" w:lineRule="exact" w:after="0"/>
-        <w:jc w:val="left"/>
-      </w:pPr>
-      <w:r>
-        <w:rPr>
-          <w:rFonts w:ascii="Cascadia Mono" w:hAnsi="Cascadia Mono" w:cs="Cascadia Mono"/>
-          <w:b w:val="0"/>
-          <w:sz w:val="19"/>
-        </w:rPr>
-        <w:t xml:space="preserve">            ),</w:t>
-      </w:r>
-    </w:p>
-    <w:p>
-      <w:pPr>
-        <w:spacing w:line="190" w:lineRule="exact" w:after="0"/>
-        <w:jc w:val="left"/>
-      </w:pPr>
-      <w:r>
-        <w:rPr>
-          <w:rFonts w:ascii="Cascadia Mono" w:hAnsi="Cascadia Mono" w:cs="Cascadia Mono"/>
-          <w:b w:val="0"/>
-          <w:sz w:val="19"/>
-        </w:rPr>
-        <w:t xml:space="preserve">          ),</w:t>
-      </w:r>
-    </w:p>
-    <w:p>
-      <w:pPr>
-        <w:spacing w:line="190" w:lineRule="exact" w:after="0"/>
-        <w:jc w:val="left"/>
-      </w:pPr>
-      <w:r>
-        <w:rPr>
-          <w:rFonts w:ascii="Cascadia Mono" w:hAnsi="Cascadia Mono" w:cs="Cascadia Mono"/>
-          <w:b w:val="0"/>
-          <w:sz w:val="19"/>
-        </w:rPr>
-        <w:t xml:space="preserve">          if (!hasSaved)</w:t>
-      </w:r>
-    </w:p>
-    <w:p>
-      <w:pPr>
-        <w:spacing w:line="190" w:lineRule="exact" w:after="0"/>
-        <w:jc w:val="left"/>
-      </w:pPr>
-      <w:r>
-        <w:rPr>
-          <w:rFonts w:ascii="Cascadia Mono" w:hAnsi="Cascadia Mono" w:cs="Cascadia Mono"/>
-          <w:b w:val="0"/>
-          <w:sz w:val="19"/>
-        </w:rPr>
-        <w:t xml:space="preserve">            const Padding(</w:t>
-      </w:r>
-    </w:p>
-    <w:p>
-      <w:pPr>
-        <w:spacing w:line="190" w:lineRule="exact" w:after="0"/>
-        <w:jc w:val="left"/>
-      </w:pPr>
-      <w:r>
-        <w:rPr>
-          <w:rFonts w:ascii="Cascadia Mono" w:hAnsi="Cascadia Mono" w:cs="Cascadia Mono"/>
-          <w:b w:val="0"/>
-          <w:sz w:val="19"/>
-        </w:rPr>
-        <w:t xml:space="preserve">              padding: EdgeInsets.fromLTRB(16, 4, 16, 14),</w:t>
-      </w:r>
-    </w:p>
-    <w:p>
-      <w:pPr>
-        <w:spacing w:line="190" w:lineRule="exact" w:after="0"/>
-        <w:jc w:val="left"/>
-      </w:pPr>
-      <w:r>
-        <w:rPr>
-          <w:rFonts w:ascii="Cascadia Mono" w:hAnsi="Cascadia Mono" w:cs="Cascadia Mono"/>
-          <w:b w:val="0"/>
-          <w:sz w:val="19"/>
-        </w:rPr>
-        <w:t xml:space="preserve">              child: Text('Збережених даних немає'),</w:t>
-      </w:r>
-    </w:p>
-    <w:p>
-      <w:pPr>
-        <w:spacing w:line="190" w:lineRule="exact" w:after="0"/>
-        <w:jc w:val="left"/>
-      </w:pPr>
-      <w:r>
-        <w:rPr>
-          <w:rFonts w:ascii="Cascadia Mono" w:hAnsi="Cascadia Mono" w:cs="Cascadia Mono"/>
-          <w:b w:val="0"/>
-          <w:sz w:val="19"/>
-        </w:rPr>
-        <w:t xml:space="preserve">            )</w:t>
-      </w:r>
-    </w:p>
-    <w:p>
-      <w:pPr>
-        <w:spacing w:line="190" w:lineRule="exact" w:after="0"/>
-        <w:jc w:val="left"/>
-      </w:pPr>
-      <w:r>
-        <w:rPr>
-          <w:rFonts w:ascii="Cascadia Mono" w:hAnsi="Cascadia Mono" w:cs="Cascadia Mono"/>
-          <w:b w:val="0"/>
-          <w:sz w:val="19"/>
-        </w:rPr>
-        <w:t xml:space="preserve">          else ...[</w:t>
-      </w:r>
-    </w:p>
-    <w:p>
-      <w:pPr>
-        <w:spacing w:line="190" w:lineRule="exact" w:after="0"/>
-        <w:jc w:val="left"/>
-      </w:pPr>
-      <w:r>
-        <w:rPr>
-          <w:rFonts w:ascii="Cascadia Mono" w:hAnsi="Cascadia Mono" w:cs="Cascadia Mono"/>
-          <w:b w:val="0"/>
-          <w:sz w:val="19"/>
-        </w:rPr>
-        <w:t xml:space="preserve">            _buildSavedRow(context, isDark,</w:t>
-      </w:r>
-    </w:p>
-    <w:p>
-      <w:pPr>
-        <w:spacing w:line="190" w:lineRule="exact" w:after="0"/>
-        <w:jc w:val="left"/>
-      </w:pPr>
-      <w:r>
-        <w:rPr>
-          <w:rFonts w:ascii="Cascadia Mono" w:hAnsi="Cascadia Mono" w:cs="Cascadia Mono"/>
-          <w:b w:val="0"/>
-          <w:sz w:val="19"/>
-        </w:rPr>
-        <w:t xml:space="preserve">                icon: Icons.person_outline, label: 'Ім'я', value: _displayName),</w:t>
-      </w:r>
-    </w:p>
-    <w:p>
-      <w:pPr>
-        <w:spacing w:line="190" w:lineRule="exact" w:after="0"/>
-        <w:jc w:val="left"/>
-      </w:pPr>
-      <w:r>
-        <w:rPr>
-          <w:rFonts w:ascii="Cascadia Mono" w:hAnsi="Cascadia Mono" w:cs="Cascadia Mono"/>
-          <w:b w:val="0"/>
-          <w:sz w:val="19"/>
-        </w:rPr>
-        <w:t xml:space="preserve">            _buildSavedRow(context, isDark,</w:t>
-      </w:r>
-    </w:p>
-    <w:p>
-      <w:pPr>
-        <w:spacing w:line="190" w:lineRule="exact" w:after="0"/>
-        <w:jc w:val="left"/>
-      </w:pPr>
-      <w:r>
-        <w:rPr>
-          <w:rFonts w:ascii="Cascadia Mono" w:hAnsi="Cascadia Mono" w:cs="Cascadia Mono"/>
-          <w:b w:val="0"/>
-          <w:sz w:val="19"/>
-        </w:rPr>
-        <w:t xml:space="preserve">                icon: Icons.alternate_email, label: 'Email', value: _displayEmail),</w:t>
-      </w:r>
-    </w:p>
-    <w:p>
-      <w:pPr>
-        <w:spacing w:line="190" w:lineRule="exact" w:after="0"/>
-        <w:jc w:val="left"/>
-      </w:pPr>
-      <w:r>
-        <w:rPr>
-          <w:rFonts w:ascii="Cascadia Mono" w:hAnsi="Cascadia Mono" w:cs="Cascadia Mono"/>
-          <w:b w:val="0"/>
-          <w:sz w:val="19"/>
-        </w:rPr>
-        <w:t xml:space="preserve">            // Пароль приховано крапочками, показ/сховати — за іконку</w:t>
-      </w:r>
-    </w:p>
-    <w:p>
-      <w:pPr>
-        <w:spacing w:line="190" w:lineRule="exact" w:after="0"/>
-        <w:jc w:val="left"/>
-      </w:pPr>
-      <w:r>
-        <w:rPr>
-          <w:rFonts w:ascii="Cascadia Mono" w:hAnsi="Cascadia Mono" w:cs="Cascadia Mono"/>
-          <w:b w:val="0"/>
-          <w:sz w:val="19"/>
-        </w:rPr>
-        <w:t xml:space="preserve">            Padding(</w:t>
-      </w:r>
-    </w:p>
-    <w:p>
-      <w:pPr>
-        <w:spacing w:line="190" w:lineRule="exact" w:after="0"/>
-        <w:jc w:val="left"/>
-      </w:pPr>
-      <w:r>
-        <w:rPr>
-          <w:rFonts w:ascii="Cascadia Mono" w:hAnsi="Cascadia Mono" w:cs="Cascadia Mono"/>
-          <w:b w:val="0"/>
-          <w:sz w:val="19"/>
-        </w:rPr>
-        <w:t xml:space="preserve">              padding: const EdgeInsets.symmetric(horizontal: 16),</w:t>
-      </w:r>
-    </w:p>
-    <w:p>
-      <w:pPr>
-        <w:spacing w:line="190" w:lineRule="exact" w:after="0"/>
-        <w:jc w:val="left"/>
-      </w:pPr>
-      <w:r>
-        <w:rPr>
-          <w:rFonts w:ascii="Cascadia Mono" w:hAnsi="Cascadia Mono" w:cs="Cascadia Mono"/>
-          <w:b w:val="0"/>
-          <w:sz w:val="19"/>
-        </w:rPr>
-        <w:t xml:space="preserve">              child: Row(</w:t>
-      </w:r>
-    </w:p>
-    <w:p>
-      <w:pPr>
-        <w:spacing w:line="190" w:lineRule="exact" w:after="0"/>
-        <w:jc w:val="left"/>
-      </w:pPr>
-      <w:r>
-        <w:rPr>
-          <w:rFonts w:ascii="Cascadia Mono" w:hAnsi="Cascadia Mono" w:cs="Cascadia Mono"/>
-          <w:b w:val="0"/>
-          <w:sz w:val="19"/>
-        </w:rPr>
-        <w:t xml:space="preserve">                children: [</w:t>
-      </w:r>
-    </w:p>
-    <w:p>
-      <w:pPr>
-        <w:spacing w:line="190" w:lineRule="exact" w:after="0"/>
-        <w:jc w:val="left"/>
-      </w:pPr>
-      <w:r>
-        <w:rPr>
-          <w:rFonts w:ascii="Cascadia Mono" w:hAnsi="Cascadia Mono" w:cs="Cascadia Mono"/>
-          <w:b w:val="0"/>
-          <w:sz w:val="19"/>
-        </w:rPr>
-        <w:t xml:space="preserve">                  Icon(</w:t>
-      </w:r>
-    </w:p>
-    <w:p>
-      <w:pPr>
-        <w:spacing w:line="190" w:lineRule="exact" w:after="0"/>
-        <w:jc w:val="left"/>
-      </w:pPr>
-      <w:r>
-        <w:rPr>
-          <w:rFonts w:ascii="Cascadia Mono" w:hAnsi="Cascadia Mono" w:cs="Cascadia Mono"/>
-          <w:b w:val="0"/>
-          <w:sz w:val="19"/>
-        </w:rPr>
-        <w:t xml:space="preserve">                    Icons.lock_outline,</w:t>
-      </w:r>
-    </w:p>
-    <w:p>
-      <w:pPr>
-        <w:spacing w:line="190" w:lineRule="exact" w:after="0"/>
-        <w:jc w:val="left"/>
-      </w:pPr>
-      <w:r>
-        <w:rPr>
-          <w:rFonts w:ascii="Cascadia Mono" w:hAnsi="Cascadia Mono" w:cs="Cascadia Mono"/>
-          <w:b w:val="0"/>
-          <w:sz w:val="19"/>
-        </w:rPr>
-        <w:t xml:space="preserve">                    size: 18,</w:t>
-      </w:r>
-    </w:p>
-    <w:p>
-      <w:pPr>
-        <w:spacing w:line="190" w:lineRule="exact" w:after="0"/>
-        <w:jc w:val="left"/>
-      </w:pPr>
-      <w:r>
-        <w:rPr>
-          <w:rFonts w:ascii="Cascadia Mono" w:hAnsi="Cascadia Mono" w:cs="Cascadia Mono"/>
-          <w:b w:val="0"/>
-          <w:sz w:val="19"/>
-        </w:rPr>
-        <w:t xml:space="preserve">                    color: AppColors.textSecondary(isDark),</w:t>
-      </w:r>
-    </w:p>
-    <w:p>
-      <w:pPr>
-        <w:spacing w:line="190" w:lineRule="exact" w:after="0"/>
-        <w:jc w:val="left"/>
-      </w:pPr>
-      <w:r>
-        <w:rPr>
-          <w:rFonts w:ascii="Cascadia Mono" w:hAnsi="Cascadia Mono" w:cs="Cascadia Mono"/>
-          <w:b w:val="0"/>
-          <w:sz w:val="19"/>
-        </w:rPr>
-        <w:t xml:space="preserve">                  ),</w:t>
-      </w:r>
-    </w:p>
-    <w:p>
-      <w:pPr>
-        <w:spacing w:line="190" w:lineRule="exact" w:after="0"/>
-        <w:jc w:val="left"/>
-      </w:pPr>
-      <w:r>
-        <w:rPr>
-          <w:rFonts w:ascii="Cascadia Mono" w:hAnsi="Cascadia Mono" w:cs="Cascadia Mono"/>
-          <w:b w:val="0"/>
-          <w:sz w:val="19"/>
-        </w:rPr>
-        <w:t xml:space="preserve">                  const SizedBox(width: 10),</w:t>
-      </w:r>
-    </w:p>
-    <w:p>
-      <w:pPr>
-        <w:spacing w:line="190" w:lineRule="exact" w:after="0"/>
-        <w:jc w:val="left"/>
-      </w:pPr>
-      <w:r>
-        <w:rPr>
-          <w:rFonts w:ascii="Cascadia Mono" w:hAnsi="Cascadia Mono" w:cs="Cascadia Mono"/>
-          <w:b w:val="0"/>
-          <w:sz w:val="19"/>
-        </w:rPr>
-        <w:t xml:space="preserve">                  Expanded(</w:t>
-      </w:r>
-    </w:p>
-    <w:p>
-      <w:pPr>
-        <w:spacing w:line="190" w:lineRule="exact" w:after="0"/>
-        <w:jc w:val="left"/>
-      </w:pPr>
-      <w:r>
-        <w:rPr>
-          <w:rFonts w:ascii="Cascadia Mono" w:hAnsi="Cascadia Mono" w:cs="Cascadia Mono"/>
-          <w:b w:val="0"/>
-          <w:sz w:val="19"/>
-        </w:rPr>
-        <w:t xml:space="preserve">                    child: Text(</w:t>
-      </w:r>
-    </w:p>
-    <w:p>
-      <w:pPr>
-        <w:spacing w:line="190" w:lineRule="exact" w:after="0"/>
-        <w:jc w:val="left"/>
-      </w:pPr>
-      <w:r>
-        <w:rPr>
-          <w:rFonts w:ascii="Cascadia Mono" w:hAnsi="Cascadia Mono" w:cs="Cascadia Mono"/>
-          <w:b w:val="0"/>
-          <w:sz w:val="19"/>
-        </w:rPr>
-        <w:t xml:space="preserve">                      _showPassword</w:t>
-      </w:r>
-    </w:p>
-    <w:p>
-      <w:pPr>
-        <w:spacing w:line="190" w:lineRule="exact" w:after="0"/>
-        <w:jc w:val="left"/>
-      </w:pPr>
-      <w:r>
-        <w:rPr>
-          <w:rFonts w:ascii="Cascadia Mono" w:hAnsi="Cascadia Mono" w:cs="Cascadia Mono"/>
-          <w:b w:val="0"/>
-          <w:sz w:val="19"/>
-        </w:rPr>
-        <w:t xml:space="preserve">                          ? _displayPassword</w:t>
-      </w:r>
-    </w:p>
-    <w:p>
-      <w:pPr>
-        <w:spacing w:line="190" w:lineRule="exact" w:after="0"/>
-        <w:jc w:val="left"/>
-      </w:pPr>
-      <w:r>
-        <w:rPr>
-          <w:rFonts w:ascii="Cascadia Mono" w:hAnsi="Cascadia Mono" w:cs="Cascadia Mono"/>
-          <w:b w:val="0"/>
-          <w:sz w:val="19"/>
-        </w:rPr>
-        <w:t xml:space="preserve">                          : '•' * _displayPassword.length,</w:t>
-      </w:r>
-    </w:p>
-    <w:p>
-      <w:pPr>
-        <w:spacing w:line="190" w:lineRule="exact" w:after="0"/>
-        <w:jc w:val="left"/>
-      </w:pPr>
-      <w:r>
-        <w:rPr>
-          <w:rFonts w:ascii="Cascadia Mono" w:hAnsi="Cascadia Mono" w:cs="Cascadia Mono"/>
-          <w:b w:val="0"/>
-          <w:sz w:val="19"/>
-        </w:rPr>
-        <w:t xml:space="preserve">                      style: const TextStyle(fontWeight: FontWeight.w600),</w:t>
-      </w:r>
-    </w:p>
-    <w:p>
-      <w:pPr>
-        <w:spacing w:line="190" w:lineRule="exact" w:after="0"/>
-        <w:jc w:val="left"/>
-      </w:pPr>
-      <w:r>
-        <w:rPr>
-          <w:rFonts w:ascii="Cascadia Mono" w:hAnsi="Cascadia Mono" w:cs="Cascadia Mono"/>
-          <w:b w:val="0"/>
-          <w:sz w:val="19"/>
-        </w:rPr>
-        <w:t xml:space="preserve">                    ),</w:t>
-      </w:r>
-    </w:p>
-    <w:p>
-      <w:pPr>
-        <w:spacing w:line="190" w:lineRule="exact" w:after="0"/>
-        <w:jc w:val="left"/>
-      </w:pPr>
-      <w:r>
-        <w:rPr>
-          <w:rFonts w:ascii="Cascadia Mono" w:hAnsi="Cascadia Mono" w:cs="Cascadia Mono"/>
-          <w:b w:val="0"/>
-          <w:sz w:val="19"/>
-        </w:rPr>
-        <w:t xml:space="preserve">                  ),</w:t>
-      </w:r>
-    </w:p>
-    <w:p>
-      <w:pPr>
-        <w:spacing w:line="190" w:lineRule="exact" w:after="0"/>
-        <w:jc w:val="left"/>
-      </w:pPr>
-      <w:r>
-        <w:rPr>
-          <w:rFonts w:ascii="Cascadia Mono" w:hAnsi="Cascadia Mono" w:cs="Cascadia Mono"/>
-          <w:b w:val="0"/>
-          <w:sz w:val="19"/>
-        </w:rPr>
-        <w:t xml:space="preserve">                ],</w:t>
-      </w:r>
-    </w:p>
-    <w:p>
-      <w:pPr>
-        <w:spacing w:line="190" w:lineRule="exact" w:after="0"/>
-        <w:jc w:val="left"/>
-      </w:pPr>
-      <w:r>
-        <w:rPr>
-          <w:rFonts w:ascii="Cascadia Mono" w:hAnsi="Cascadia Mono" w:cs="Cascadia Mono"/>
-          <w:b w:val="0"/>
-          <w:sz w:val="19"/>
-        </w:rPr>
-        <w:t xml:space="preserve">              ),</w:t>
-      </w:r>
-    </w:p>
-    <w:p>
-      <w:pPr>
-        <w:spacing w:line="190" w:lineRule="exact" w:after="0"/>
-        <w:jc w:val="left"/>
-      </w:pPr>
-      <w:r>
-        <w:rPr>
-          <w:rFonts w:ascii="Cascadia Mono" w:hAnsi="Cascadia Mono" w:cs="Cascadia Mono"/>
-          <w:b w:val="0"/>
-          <w:sz w:val="19"/>
-        </w:rPr>
-        <w:t xml:space="preserve">            ),</w:t>
-      </w:r>
-    </w:p>
-    <w:p>
-      <w:pPr>
-        <w:spacing w:line="190" w:lineRule="exact" w:after="0"/>
-        <w:jc w:val="left"/>
-      </w:pPr>
-      <w:r>
-        <w:rPr>
-          <w:rFonts w:ascii="Cascadia Mono" w:hAnsi="Cascadia Mono" w:cs="Cascadia Mono"/>
-          <w:b w:val="0"/>
-          <w:sz w:val="19"/>
-        </w:rPr>
-        <w:t xml:space="preserve">          ],</w:t>
-      </w:r>
-    </w:p>
-    <w:p>
-      <w:pPr>
-        <w:spacing w:line="190" w:lineRule="exact" w:after="0"/>
-        <w:jc w:val="left"/>
-      </w:pPr>
-      <w:r>
-        <w:rPr>
-          <w:rFonts w:ascii="Cascadia Mono" w:hAnsi="Cascadia Mono" w:cs="Cascadia Mono"/>
-          <w:b w:val="0"/>
-          <w:sz w:val="19"/>
-        </w:rPr>
-        <w:t xml:space="preserve">        ],</w:t>
-      </w:r>
-    </w:p>
-    <w:p>
-      <w:pPr>
-        <w:spacing w:line="190" w:lineRule="exact" w:after="0"/>
-        <w:jc w:val="left"/>
-      </w:pPr>
-      <w:r>
-        <w:rPr>
-          <w:rFonts w:ascii="Cascadia Mono" w:hAnsi="Cascadia Mono" w:cs="Cascadia Mono"/>
-          <w:b w:val="0"/>
-          <w:sz w:val="19"/>
-        </w:rPr>
-        <w:t xml:space="preserve">      ),</w:t>
-      </w:r>
-    </w:p>
-    <w:p>
-      <w:pPr>
-        <w:spacing w:line="190" w:lineRule="exact" w:after="0"/>
-        <w:jc w:val="left"/>
-      </w:pPr>
-      <w:r>
-        <w:rPr>
-          <w:rFonts w:ascii="Cascadia Mono" w:hAnsi="Cascadia Mono" w:cs="Cascadia Mono"/>
-          <w:b w:val="0"/>
-          <w:sz w:val="19"/>
-        </w:rPr>
-        <w:t xml:space="preserve">    );</w:t>
-      </w:r>
-    </w:p>
-    <w:p>
-      <w:pPr>
-        <w:spacing w:line="190" w:lineRule="exact" w:after="0"/>
-        <w:jc w:val="left"/>
-      </w:pPr>
-      <w:r>
-        <w:rPr>
-          <w:rFonts w:ascii="Cascadia Mono" w:hAnsi="Cascadia Mono" w:cs="Cascadia Mono"/>
-          <w:b w:val="0"/>
-          <w:sz w:val="19"/>
-        </w:rPr>
-        <w:t xml:space="preserve">  }</w:t>
-      </w:r>
-    </w:p>
-    <w:p>
-      <w:pPr>
-        <w:spacing w:line="190" w:lineRule="exact" w:after="0"/>
-        <w:jc w:val="left"/>
-      </w:pPr>
     </w:p>
     <w:p>
       <w:pPr>

--- a/Lab_10/ПМД_КН-2327Б_Багрій-Белз_ЛР-10.docx
+++ b/Lab_10/ПМД_КН-2327Б_Багрій-Белз_ЛР-10.docx
@@ -1900,6 +1900,34 @@
           <w:sz w:val="28"/>
         </w:rPr>
         <w:t>10. Нащо прапорець is_registered? Він відзначає, що користувач уже пройшов реєстрацію, і дозволяє loadUser() швидко визначити, чи повертати об'єкт UserData, або null (коли полів у сховищі ще немає). Прапорець очищується разом з іншими ключами при виході з акаунта.</w:t>
+      </w:r>
+    </w:p>
+    <w:p>
+      <w:pPr>
+        <w:spacing w:line="276" w:lineRule="auto" w:after="0"/>
+        <w:jc w:val="both"/>
+      </w:pPr>
+      <w:r>
+        <w:rPr>
+          <w:rFonts w:ascii="Times New Roman" w:hAnsi="Times New Roman" w:cs="Times New Roman"/>
+          <w:b w:val="0"/>
+          <w:sz w:val="28"/>
+        </w:rPr>
+        <w:t>Репозиторій з кодом лабораторних робіт: https://github.com/bahriibelzandrii/PMD</w:t>
+      </w:r>
+    </w:p>
+    <w:p>
+      <w:pPr>
+        <w:spacing w:line="276" w:lineRule="auto" w:after="0"/>
+        <w:jc w:val="both"/>
+      </w:pPr>
+      <w:r>
+        <w:rPr>
+          <w:rFonts w:ascii="Times New Roman" w:hAnsi="Times New Roman" w:cs="Times New Roman"/>
+          <w:b w:val="0"/>
+          <w:sz w:val="28"/>
+        </w:rPr>
+        <w:t>Код і матеріали цієї лабораторної роботи: https://github.com/bahriibelzandrii/PMD/tree/main/Lab_10</w:t>
       </w:r>
     </w:p>
     <w:p>
